--- a/商喜庆_2026春季实践课程报告.docx
+++ b/商喜庆_2026春季实践课程报告.docx
@@ -196,6 +196,16 @@
           <w:sz w:val="36"/>
           <w:szCs w:val="28"/>
           <w:u w:val="single"/>
+          <w:lang w:val="en-US" w:eastAsia="zh-CN"/>
+        </w:rPr>
+        <w:t xml:space="preserve">  </w:t>
+      </w:r>
+      <w:r>
+        <w:rPr>
+          <w:rFonts w:hint="eastAsia" w:eastAsia="华文隶书"/>
+          <w:sz w:val="36"/>
+          <w:szCs w:val="28"/>
+          <w:u w:val="single"/>
         </w:rPr>
         <w:t xml:space="preserve">智能控制项目实践  </w:t>
       </w:r>
@@ -401,7 +411,7 @@
           <w:szCs w:val="28"/>
           <w:u w:val="single"/>
         </w:rPr>
-        <w:t xml:space="preserve">     </w:t>
+        <w:t xml:space="preserve">    </w:t>
       </w:r>
       <w:r>
         <w:rPr>
@@ -464,7 +474,7 @@
           <w:szCs w:val="28"/>
           <w:u w:val="single"/>
         </w:rPr>
-        <w:t xml:space="preserve">      2023</w:t>
+        <w:t xml:space="preserve">     2023</w:t>
       </w:r>
       <w:r>
         <w:rPr>
@@ -547,7 +557,7 @@
           <w:highlight w:val="none"/>
           <w:u w:val="single"/>
         </w:rPr>
-        <w:t xml:space="preserve">       </w:t>
+        <w:t xml:space="preserve">     </w:t>
       </w:r>
       <w:r>
         <w:rPr>
@@ -621,7 +631,7 @@
           <w:highlight w:val="none"/>
           <w:u w:val="single"/>
         </w:rPr>
-        <w:t xml:space="preserve">      </w:t>
+        <w:t xml:space="preserve">     </w:t>
       </w:r>
       <w:r>
         <w:rPr>
@@ -676,17 +686,7 @@
           <w:szCs w:val="28"/>
           <w:u w:val="single"/>
         </w:rPr>
-        <w:t xml:space="preserve">         </w:t>
-      </w:r>
-      <w:r>
-        <w:rPr>
-          <w:rFonts w:hint="eastAsia" w:eastAsia="华文隶书"/>
-          <w:sz w:val="36"/>
-          <w:szCs w:val="28"/>
-          <w:u w:val="single"/>
-          <w:lang w:val="en-US" w:eastAsia="zh-CN"/>
-        </w:rPr>
-        <w:t xml:space="preserve">  </w:t>
+        <w:t xml:space="preserve">     </w:t>
       </w:r>
       <w:r>
         <w:rPr>
@@ -1477,142 +1477,29 @@
     </w:p>
     <w:p>
       <w:pPr>
-        <w:spacing w:line="360" w:lineRule="auto"/>
-        <w:ind w:firstLine="480" w:firstLineChars="200"/>
-        <w:textAlignment w:val="center"/>
-        <w:rPr>
-          <w:rFonts w:hint="default" w:eastAsia="宋体"/>
-          <w:color w:val="000000"/>
-          <w:sz w:val="24"/>
-          <w:lang w:val="en-US" w:eastAsia="zh-CN"/>
-        </w:rPr>
-      </w:pPr>
-      <w:r>
-        <w:rPr>
-          <w:color w:val="000000"/>
-          <w:sz w:val="24"/>
-        </w:rPr>
+        <w:pStyle w:val="14"/>
+        <w:bidi w:val="0"/>
+        <w:rPr>
+          <w:rFonts w:hint="eastAsia"/>
+          <w:lang w:val="en-US" w:eastAsia="zh-CN"/>
+        </w:rPr>
+      </w:pPr>
+      <w:r>
         <w:t>本发明</w:t>
       </w:r>
       <w:r>
         <w:rPr>
           <w:rFonts w:hint="eastAsia"/>
-          <w:color w:val="000000"/>
-          <w:sz w:val="24"/>
           <w:lang w:eastAsia="zh-CN"/>
         </w:rPr>
-        <w:t>涉及计算机游戏智能控制与人机对抗技术领域，具体涉及一种基于深度</w:t>
-      </w:r>
-      <w:r>
-        <w:rPr>
-          <w:rFonts w:hint="eastAsia"/>
-          <w:color w:val="000000"/>
-          <w:sz w:val="24"/>
-          <w:lang w:val="en-US" w:eastAsia="zh-CN"/>
-        </w:rPr>
-        <w:t>Q学习的同屏俄罗斯方块对抗方法及系统，尤其涉及通过游戏状态特征提取、实时决策控制与对抗规则交互实现的人机同屏竞技方法。</w:t>
-      </w:r>
-    </w:p>
-    <w:p>
-      <w:pPr>
-        <w:spacing w:line="360" w:lineRule="auto"/>
-        <w:textAlignment w:val="center"/>
-        <w:outlineLvl w:val="0"/>
-        <w:rPr>
-          <w:b/>
-          <w:color w:val="000000"/>
-          <w:sz w:val="24"/>
-        </w:rPr>
-      </w:pPr>
-      <w:r>
-        <w:rPr>
-          <w:b/>
-          <w:color w:val="000000"/>
-          <w:sz w:val="24"/>
-        </w:rPr>
-        <w:t>（二）背景技术</w:t>
-      </w:r>
-    </w:p>
-    <w:p>
-      <w:pPr>
-        <w:spacing w:line="360" w:lineRule="auto"/>
-        <w:ind w:firstLine="480" w:firstLineChars="200"/>
-        <w:textAlignment w:val="center"/>
-        <w:rPr>
-          <w:rFonts w:hint="eastAsia"/>
-          <w:color w:val="000000"/>
-          <w:sz w:val="24"/>
-        </w:rPr>
-      </w:pPr>
-      <w:r>
-        <w:rPr>
-          <w:rFonts w:hint="eastAsia"/>
-          <w:color w:val="000000"/>
-          <w:sz w:val="24"/>
-        </w:rPr>
-        <w:t>俄罗斯方块作为经典的离散决策型益智游戏，具备规则明确、状态空间动态变化、实时决策要求高的核心特征，自问世以来被广泛作为人工智能算法验证、实时决策系统开发与智能博弈仿真的标准测试场景，兼具娱乐应用价值与学术研究价值。常规俄罗斯方块游戏系统以单人单机玩法为核心，仅实现方块生成、旋转平移、行消除、分数统计等基础功能，人机交互形式单一，缺乏具备高实时性与强对抗性的智能博弈设计，无法满足双人同屏竞技、人机实时对抗的使用需求。</w:t>
-      </w:r>
-    </w:p>
-    <w:p>
-      <w:pPr>
-        <w:spacing w:line="360" w:lineRule="auto"/>
-        <w:ind w:firstLine="480" w:firstLineChars="200"/>
-        <w:textAlignment w:val="center"/>
-        <w:rPr>
-          <w:rFonts w:hint="eastAsia" w:eastAsia="宋体"/>
-          <w:color w:val="000000"/>
-          <w:sz w:val="24"/>
-          <w:lang w:val="en-US" w:eastAsia="zh-CN"/>
-        </w:rPr>
-      </w:pPr>
-      <w:r>
-        <w:rPr>
-          <w:rFonts w:hint="eastAsia" w:eastAsia="宋体"/>
-          <w:color w:val="000000"/>
-          <w:sz w:val="24"/>
-          <w:lang w:val="en-US" w:eastAsia="zh-CN"/>
-        </w:rPr>
-        <w:t>在俄罗斯方块智能决策算法领域，现有技术方案主要分为固定规则启发式算法、传统搜索算法与离线深度学习训练算法三类。固定规则算法通过人工定义孔洞数、堆叠高度、平整度等评价指标实现方块落点决策，开发成本低、运行速度快，但策略固化，无法适配动态博弈场景下的复杂盘面变化，对抗灵活性极差；传统启发式搜索算法虽可遍历局部最优落点，却存在计算开销随盘面复杂度指数增长的问题，难以满足同屏对抗场景下的毫秒级实时响应要求；基于神经网络的离线训练模型依赖大规模数据集预训练，模型泛化能力有限，在实时对局中无法根据对手盘面状态动态调整策略，且存在决策延迟、运行稳定性不足的缺陷。</w:t>
-      </w:r>
-    </w:p>
-    <w:p>
-      <w:pPr>
-        <w:spacing w:line="360" w:lineRule="auto"/>
-        <w:ind w:firstLine="480" w:firstLineChars="200"/>
-        <w:textAlignment w:val="center"/>
-        <w:rPr>
-          <w:rFonts w:hint="eastAsia"/>
-          <w:color w:val="000000"/>
-          <w:sz w:val="24"/>
-        </w:rPr>
-      </w:pPr>
-      <w:r>
-        <w:rPr>
-          <w:rFonts w:hint="eastAsia"/>
-          <w:color w:val="000000"/>
-          <w:sz w:val="24"/>
-        </w:rPr>
-        <w:t>尤其在双人同屏实时对抗场景下，系统需同时驱动双独立盘面同步运行，保障人机双方规则对等、帧率稳定、交互无延迟，同时要求智能体具备实时盘面感知、动态策略迭代、公平性博弈三大核心能力。现有技术无法实现深度强化学习与实时游戏引擎的高效融合，既不能解决离线模型实时适配性差、启发式算法策略单一的技术痛点，也无法兼顾同屏系统的运行流畅性与 AI 对抗的智能性，导致人机对抗体验单调、博弈公平性不足，难以适配智能控制项目实践中实时决策、动态交互的技术验证需求。</w:t>
-      </w:r>
-    </w:p>
-    <w:p>
-      <w:pPr>
-        <w:spacing w:line="360" w:lineRule="auto"/>
-        <w:ind w:firstLine="480" w:firstLineChars="200"/>
-        <w:textAlignment w:val="center"/>
-        <w:rPr>
-          <w:rFonts w:hint="eastAsia"/>
-          <w:color w:val="000000"/>
-          <w:sz w:val="24"/>
-        </w:rPr>
-      </w:pPr>
-      <w:r>
-        <w:rPr>
-          <w:rFonts w:hint="eastAsia"/>
-          <w:color w:val="000000"/>
-          <w:sz w:val="24"/>
-        </w:rPr>
-        <w:t>综上，现有俄罗斯方块智能对抗技术存在实时决策能力弱、同屏交互适配性差、策略动态优化不足的技术缺陷，亟需一种基于深度强化学习的同屏俄罗斯方块人机实时对抗方法，在保障系统实时性与公平性的基础上，提升智能体的决策精度与对抗适应性。</w:t>
+        <w:t>涉及计算机游戏智能控制、人机交互与强化学习决策技术领域，具体涉及一种基于深度</w:t>
+      </w:r>
+      <w:r>
+        <w:rPr>
+          <w:rFonts w:hint="eastAsia"/>
+          <w:lang w:val="en-US" w:eastAsia="zh-CN"/>
+        </w:rPr>
+        <w:t>Q学习的同屏俄罗斯方块对抗系统及方法。该系统面向俄罗斯方块实时竞技场景，通过棋盘状态特征提取、候选落点评估、深度Q网络价值预测以及自适应旁路降级机制，实现人类玩家与智能体之间的实时对抗控制。</w:t>
       </w:r>
     </w:p>
     <w:p>
@@ -1636,6 +1523,108 @@
           <w:color w:val="000000"/>
           <w:sz w:val="24"/>
         </w:rPr>
+        <w:t>背景技术</w:t>
+      </w:r>
+    </w:p>
+    <w:p>
+      <w:pPr>
+        <w:pStyle w:val="14"/>
+        <w:bidi w:val="0"/>
+        <w:rPr>
+          <w:rFonts w:hint="eastAsia"/>
+          <w:lang w:eastAsia="zh-CN"/>
+        </w:rPr>
+      </w:pPr>
+      <w:r>
+        <w:rPr>
+          <w:rFonts w:hint="eastAsia"/>
+          <w:lang w:eastAsia="zh-CN"/>
+        </w:rPr>
+        <w:t>俄罗斯方块是一种典型的离散状态、连续决策、实时反馈型益智游戏。由于其规则明确、状态空间动态变化明显、动作选择对后续局面影响较大，俄罗斯方块常被用于人工智能算法验证、智能控制实验和人机博弈系统设计。在常规游戏实现中，系统通常只包含方块生成、旋转、平移、下落、消行和计分等基础功能，玩法多以单人模式为主，缺少高实时性的人机对抗机制，也难以体现智能控制算法在动态交互场景中的应用价值。</w:t>
+      </w:r>
+    </w:p>
+    <w:p>
+      <w:pPr>
+        <w:pStyle w:val="14"/>
+        <w:bidi w:val="0"/>
+        <w:rPr>
+          <w:rFonts w:hint="eastAsia"/>
+          <w:lang w:eastAsia="zh-CN"/>
+        </w:rPr>
+      </w:pPr>
+      <w:r>
+        <w:rPr>
+          <w:rFonts w:hint="eastAsia"/>
+          <w:lang w:eastAsia="zh-CN"/>
+        </w:rPr>
+        <w:t>在俄罗斯方块智能决策算法方面，现有方法主要包括固定启发式算法、搜索算法以及基于神经网络的学习算法。固定启发式算法通常根据孔洞数量、堆叠高度、表面平整度等人工指标对落点进行评分，具有实现简单、运行速度快的优点，但策略较为固定，难以适应复杂对抗场景。搜索算法能够在一定范围内遍历候选动作并选择局部较优方案，但随着棋盘状态和候选动作数量增加，计算开销会显著上升，不利于在实时游戏主循环中稳定运行。基于深度学习的算法能够通过训练获得较强的状态评估能力，但若直接应用于实时对抗系统，仍可能受到模型推理延迟、状态适配性和主线程阻塞等问题影响。</w:t>
+      </w:r>
+    </w:p>
+    <w:p>
+      <w:pPr>
+        <w:pStyle w:val="14"/>
+        <w:bidi w:val="0"/>
+        <w:rPr>
+          <w:rFonts w:hint="eastAsia"/>
+          <w:lang w:eastAsia="zh-CN"/>
+        </w:rPr>
+      </w:pPr>
+      <w:r>
+        <w:rPr>
+          <w:rFonts w:hint="eastAsia"/>
+          <w:lang w:eastAsia="zh-CN"/>
+        </w:rPr>
+        <w:t>在同屏或双模式竞技场景中，系统不仅需要完成俄罗斯方块基本规则，还需要同步处理玩家输入、AI决策、棋盘渲染、碰撞检测和对局结算等任务。若AI在每一帧中执行过深的前瞻搜索，可能导致游戏画面卡顿，影响玩家操作体验；若AI仅采用简单规则，又难以体现智能控制和强化学习方法的优势。因此，有必要设计一种兼顾实时性、可运行性和智能决策能力的俄罗斯方块对抗系统，使其既能体现深度Q学习在候选状态评估中的作用，又能通过工程化调度机制保障游戏运行流畅。</w:t>
+      </w:r>
+    </w:p>
+    <w:p>
+      <w:pPr>
+        <w:pStyle w:val="14"/>
+        <w:bidi w:val="0"/>
+        <w:rPr>
+          <w:rFonts w:hint="eastAsia"/>
+          <w:lang w:eastAsia="zh-CN"/>
+        </w:rPr>
+      </w:pPr>
+      <w:r>
+        <w:rPr>
+          <w:rFonts w:hint="eastAsia"/>
+          <w:lang w:eastAsia="zh-CN"/>
+        </w:rPr>
+        <w:t>基于上述问题，本文提出一种基于深度Q学习的同屏俄罗斯方块对抗系统及方法。该方法通过低维棋盘特征表示、候选落点状态评估、深度Q网络价值预测和自适应旁路降级机制，将智能决策过程嵌入Pygame游戏主循环中，从而在课程项目实现中验证强化学习算法与实时交互系统结合的可行性。</w:t>
+      </w:r>
+    </w:p>
+    <w:p>
+      <w:pPr>
+        <w:pStyle w:val="14"/>
+        <w:bidi w:val="0"/>
+        <w:rPr>
+          <w:rFonts w:hint="eastAsia"/>
+          <w:lang w:eastAsia="zh-CN"/>
+        </w:rPr>
+      </w:pPr>
+    </w:p>
+    <w:p>
+      <w:pPr>
+        <w:numPr>
+          <w:ilvl w:val="0"/>
+          <w:numId w:val="2"/>
+        </w:numPr>
+        <w:spacing w:line="360" w:lineRule="auto"/>
+        <w:textAlignment w:val="center"/>
+        <w:outlineLvl w:val="0"/>
+        <w:rPr>
+          <w:b/>
+          <w:color w:val="000000"/>
+          <w:sz w:val="24"/>
+        </w:rPr>
+      </w:pPr>
+      <w:r>
+        <w:rPr>
+          <w:b/>
+          <w:color w:val="000000"/>
+          <w:sz w:val="24"/>
+        </w:rPr>
         <w:t>发明内容</w:t>
       </w:r>
     </w:p>
@@ -1643,80 +1632,79 @@
       <w:pPr>
         <w:pStyle w:val="14"/>
         <w:bidi w:val="0"/>
-      </w:pPr>
-      <w:r>
-        <w:rPr>
-          <w:rFonts w:hint="eastAsia"/>
-        </w:rPr>
-        <w:t>本发明的目的在于提出一种改进的基于深度Q网络与自适应降级机制的俄罗斯方块智能决策方法。与传统启发式搜索算法相比，决策计算效率与自适应能力显著提高。</w:t>
-      </w:r>
-    </w:p>
-    <w:p>
-      <w:pPr>
-        <w:pStyle w:val="14"/>
-        <w:bidi w:val="0"/>
-        <w:rPr>
-          <w:rFonts w:hint="eastAsia"/>
-          <w:lang w:val="en-US" w:eastAsia="zh-CN"/>
-        </w:rPr>
-      </w:pPr>
-      <w:r>
-        <w:rPr>
-          <w:rFonts w:hint="eastAsia"/>
-          <w:lang w:val="en-US" w:eastAsia="zh-CN"/>
-        </w:rPr>
-        <w:t>为实现上述目的，本发明采取的技术方案为：</w:t>
-      </w:r>
-    </w:p>
-    <w:p>
-      <w:pPr>
-        <w:pStyle w:val="14"/>
-        <w:bidi w:val="0"/>
-        <w:rPr>
-          <w:rFonts w:hint="eastAsia"/>
-          <w:lang w:val="en-US" w:eastAsia="zh-CN"/>
-        </w:rPr>
-      </w:pPr>
-      <w:r>
-        <w:rPr>
-          <w:rFonts w:hint="eastAsia"/>
-          <w:lang w:val="en-US" w:eastAsia="zh-CN"/>
-        </w:rPr>
-        <w:t>一种改进的基于深度Q网络与自适应降级机制的俄罗斯方块智能决策方法，其特征在于，包括以下步骤：</w:t>
-      </w:r>
-    </w:p>
-    <w:p>
-      <w:pPr>
-        <w:pStyle w:val="14"/>
-        <w:bidi w:val="0"/>
-        <w:rPr>
-          <w:rFonts w:hint="eastAsia"/>
-          <w:lang w:val="en-US" w:eastAsia="zh-CN"/>
-        </w:rPr>
-      </w:pPr>
-      <w:r>
-        <w:rPr>
-          <w:rFonts w:hint="eastAsia"/>
-          <w:lang w:val="en-US" w:eastAsia="zh-CN"/>
-        </w:rPr>
-        <w:t>步骤一、构建轻量级棋盘状态特征空间。</w:t>
-      </w:r>
-    </w:p>
-    <w:p>
-      <w:pPr>
-        <w:pStyle w:val="14"/>
-        <w:bidi w:val="0"/>
-        <w:rPr>
-          <w:rFonts w:hint="eastAsia"/>
-          <w:lang w:val="en-US" w:eastAsia="zh-CN"/>
-        </w:rPr>
-      </w:pPr>
-      <w:r>
-        <w:rPr>
-          <w:rFonts w:hint="eastAsia"/>
-          <w:lang w:val="en-US" w:eastAsia="zh-CN"/>
-        </w:rPr>
-        <w:t>实时获取当前游戏棋盘的二维网格数据，从中提取包括天际线高度、孔洞数量、井的深度以及行消除数量在内的环境特征，构建状态特征向量 S</w:t>
+        <w:rPr>
+          <w:rFonts w:hint="default" w:eastAsia="宋体"/>
+          <w:lang w:val="en-US" w:eastAsia="zh-CN"/>
+        </w:rPr>
+      </w:pPr>
+      <w:r>
+        <w:rPr>
+          <w:rFonts w:hint="eastAsia"/>
+          <w:lang w:eastAsia="zh-CN"/>
+        </w:rPr>
+        <w:t>本发明的目的在于提供一种基于深度</w:t>
+      </w:r>
+      <w:r>
+        <w:rPr>
+          <w:rFonts w:hint="eastAsia"/>
+          <w:lang w:val="en-US" w:eastAsia="zh-CN"/>
+        </w:rPr>
+        <w:t>Q学习的俄罗斯方块智能对抗方法，用于解决传统启发式策略适应性不足、深度前瞻搜索计算开销较大以及实时游戏对抗中容易出现主线程阻塞的问题。该方法在保留俄罗斯方块基础玩法的前提下引入候选落点状态评估和自适应旁路降级机制，使AI能够根据不同对局模式选择合适的决策强度，从而兼顾智能性和实时性。</w:t>
+      </w:r>
+    </w:p>
+    <w:p>
+      <w:pPr>
+        <w:pStyle w:val="14"/>
+        <w:bidi w:val="0"/>
+        <w:rPr>
+          <w:rFonts w:hint="eastAsia"/>
+          <w:lang w:val="en-US" w:eastAsia="zh-CN"/>
+        </w:rPr>
+      </w:pPr>
+      <w:r>
+        <w:rPr>
+          <w:rFonts w:hint="eastAsia"/>
+          <w:lang w:val="en-US" w:eastAsia="zh-CN"/>
+        </w:rPr>
+        <w:t>为实现上述目的，本发明采用如下技术方案：</w:t>
+      </w:r>
+    </w:p>
+    <w:p>
+      <w:pPr>
+        <w:pStyle w:val="14"/>
+        <w:bidi w:val="0"/>
+        <w:rPr>
+          <w:rFonts w:hint="eastAsia"/>
+          <w:b/>
+          <w:bCs/>
+          <w:lang w:val="en-US" w:eastAsia="zh-CN"/>
+        </w:rPr>
+      </w:pPr>
+      <w:r>
+        <w:rPr>
+          <w:rFonts w:hint="eastAsia"/>
+          <w:b/>
+          <w:bCs/>
+          <w:lang w:val="en-US" w:eastAsia="zh-CN"/>
+        </w:rPr>
+        <w:t>步骤一：构建轻量级棋盘状态特征空间。</w:t>
+      </w:r>
+    </w:p>
+    <w:p>
+      <w:pPr>
+        <w:pStyle w:val="14"/>
+        <w:bidi w:val="0"/>
+        <w:rPr>
+          <w:rFonts w:hint="eastAsia"/>
+          <w:lang w:val="en-US" w:eastAsia="zh-CN"/>
+        </w:rPr>
+      </w:pPr>
+      <w:r>
+        <w:rPr>
+          <w:rFonts w:hint="eastAsia"/>
+          <w:lang w:val="en-US" w:eastAsia="zh-CN"/>
+        </w:rPr>
+        <w:t>系统实时获取当前游戏棋盘的二维网格数据，从中提取包括天际线高度、孔洞数量、井的深度以及行消除数量在内的环境特征，构建状态特征向量 S</w:t>
       </w:r>
       <w:r>
         <w:rPr>
@@ -2081,106 +2069,118 @@
         <w:pStyle w:val="14"/>
         <w:bidi w:val="0"/>
         <w:rPr>
+          <w:rFonts w:hint="eastAsia" w:hAnsi="DejaVu Math TeX Gyre"/>
+          <w:i w:val="0"/>
+          <w:sz w:val="24"/>
+          <w:lang w:val="en-US" w:eastAsia="zh-CN"/>
+        </w:rPr>
+      </w:pPr>
+      <w:r>
+        <w:rPr>
+          <w:rFonts w:hint="eastAsia" w:hAnsi="DejaVu Math TeX Gyre"/>
+          <w:i w:val="0"/>
+          <w:sz w:val="24"/>
+          <w:lang w:eastAsia="zh-CN"/>
+        </w:rPr>
+        <w:t>其中，</w:t>
+      </w:r>
+      <w:r>
+        <w:rPr>
+          <w:rFonts w:hint="eastAsia" w:hAnsi="DejaVu Math TeX Gyre"/>
+          <w:i w:val="0"/>
+          <w:sz w:val="24"/>
+          <w:lang w:val="en-US" w:eastAsia="zh-CN"/>
+        </w:rPr>
+        <w:t>f</w:t>
+      </w:r>
+      <w:r>
+        <w:rPr>
+          <w:rFonts w:hint="eastAsia" w:hAnsi="DejaVu Math TeX Gyre"/>
+          <w:i w:val="0"/>
+          <w:sz w:val="24"/>
+          <w:vertAlign w:val="subscript"/>
+          <w:lang w:val="en-US" w:eastAsia="zh-CN"/>
+        </w:rPr>
+        <w:t>L</w:t>
+      </w:r>
+      <w:r>
+        <w:rPr>
+          <w:rFonts w:hint="eastAsia" w:hAnsi="DejaVu Math TeX Gyre"/>
+          <w:i w:val="0"/>
+          <w:sz w:val="24"/>
+          <w:lang w:val="en-US" w:eastAsia="zh-CN"/>
+        </w:rPr>
+        <w:t>表征行消除数量；f</w:t>
+      </w:r>
+      <w:r>
+        <w:rPr>
+          <w:rFonts w:hint="eastAsia" w:hAnsi="DejaVu Math TeX Gyre"/>
+          <w:i w:val="0"/>
+          <w:sz w:val="24"/>
+          <w:vertAlign w:val="subscript"/>
+          <w:lang w:val="en-US" w:eastAsia="zh-CN"/>
+        </w:rPr>
+        <w:t>H</w:t>
+      </w:r>
+      <w:r>
+        <w:rPr>
+          <w:rFonts w:hint="eastAsia" w:hAnsi="DejaVu Math TeX Gyre"/>
+          <w:i w:val="0"/>
+          <w:sz w:val="24"/>
+          <w:lang w:val="en-US" w:eastAsia="zh-CN"/>
+        </w:rPr>
+        <w:t>表征棋盘空洞总数；f</w:t>
+      </w:r>
+      <w:r>
+        <w:rPr>
+          <w:rFonts w:hint="eastAsia" w:hAnsi="DejaVu Math TeX Gyre"/>
+          <w:i w:val="0"/>
+          <w:sz w:val="24"/>
+          <w:vertAlign w:val="subscript"/>
+          <w:lang w:val="en-US" w:eastAsia="zh-CN"/>
+        </w:rPr>
+        <w:t>A</w:t>
+      </w:r>
+      <w:r>
+        <w:rPr>
+          <w:rFonts w:hint="eastAsia" w:hAnsi="DejaVu Math TeX Gyre"/>
+          <w:i w:val="0"/>
+          <w:sz w:val="24"/>
+          <w:lang w:val="en-US" w:eastAsia="zh-CN"/>
+        </w:rPr>
+        <w:t>表征列高度的总和；f</w:t>
+      </w:r>
+      <w:r>
+        <w:rPr>
+          <w:rFonts w:hint="eastAsia" w:hAnsi="DejaVu Math TeX Gyre"/>
+          <w:i w:val="0"/>
+          <w:sz w:val="24"/>
+          <w:vertAlign w:val="subscript"/>
+          <w:lang w:val="en-US" w:eastAsia="zh-CN"/>
+        </w:rPr>
+        <w:t>B</w:t>
+      </w:r>
+      <w:r>
+        <w:rPr>
+          <w:rFonts w:hint="eastAsia" w:hAnsi="DejaVu Math TeX Gyre"/>
+          <w:i w:val="0"/>
+          <w:sz w:val="24"/>
+          <w:lang w:val="en-US" w:eastAsia="zh-CN"/>
+        </w:rPr>
+        <w:t>表征棋盘表面粗糙度，其计算公式为相邻列高度差的绝对值之和；</w:t>
+      </w:r>
+    </w:p>
+    <w:p>
+      <w:pPr>
+        <w:pStyle w:val="14"/>
+        <w:bidi w:val="0"/>
+        <w:rPr>
           <w:rFonts w:hint="default" w:hAnsi="DejaVu Math TeX Gyre" w:eastAsia="宋体"/>
           <w:i w:val="0"/>
           <w:sz w:val="24"/>
           <w:lang w:val="en-US" w:eastAsia="zh-CN"/>
         </w:rPr>
       </w:pPr>
-      <w:r>
-        <w:rPr>
-          <w:rFonts w:hint="eastAsia" w:hAnsi="DejaVu Math TeX Gyre"/>
-          <w:i w:val="0"/>
-          <w:sz w:val="24"/>
-          <w:lang w:eastAsia="zh-CN"/>
-        </w:rPr>
-        <w:t>其中，</w:t>
-      </w:r>
-      <w:r>
-        <w:rPr>
-          <w:rFonts w:hint="eastAsia" w:hAnsi="DejaVu Math TeX Gyre"/>
-          <w:i w:val="0"/>
-          <w:sz w:val="24"/>
-          <w:lang w:val="en-US" w:eastAsia="zh-CN"/>
-        </w:rPr>
-        <w:t>f</w:t>
-      </w:r>
-      <w:r>
-        <w:rPr>
-          <w:rFonts w:hint="eastAsia" w:hAnsi="DejaVu Math TeX Gyre"/>
-          <w:i w:val="0"/>
-          <w:sz w:val="24"/>
-          <w:vertAlign w:val="subscript"/>
-          <w:lang w:val="en-US" w:eastAsia="zh-CN"/>
-        </w:rPr>
-        <w:t>L</w:t>
-      </w:r>
-      <w:r>
-        <w:rPr>
-          <w:rFonts w:hint="eastAsia" w:hAnsi="DejaVu Math TeX Gyre"/>
-          <w:i w:val="0"/>
-          <w:sz w:val="24"/>
-          <w:lang w:val="en-US" w:eastAsia="zh-CN"/>
-        </w:rPr>
-        <w:t>表征行消除数量；f</w:t>
-      </w:r>
-      <w:r>
-        <w:rPr>
-          <w:rFonts w:hint="eastAsia" w:hAnsi="DejaVu Math TeX Gyre"/>
-          <w:i w:val="0"/>
-          <w:sz w:val="24"/>
-          <w:vertAlign w:val="subscript"/>
-          <w:lang w:val="en-US" w:eastAsia="zh-CN"/>
-        </w:rPr>
-        <w:t>H</w:t>
-      </w:r>
-      <w:r>
-        <w:rPr>
-          <w:rFonts w:hint="eastAsia" w:hAnsi="DejaVu Math TeX Gyre"/>
-          <w:i w:val="0"/>
-          <w:sz w:val="24"/>
-          <w:lang w:val="en-US" w:eastAsia="zh-CN"/>
-        </w:rPr>
-        <w:t>表征棋盘空洞总数；f</w:t>
-      </w:r>
-      <w:r>
-        <w:rPr>
-          <w:rFonts w:hint="eastAsia" w:hAnsi="DejaVu Math TeX Gyre"/>
-          <w:i w:val="0"/>
-          <w:sz w:val="24"/>
-          <w:vertAlign w:val="subscript"/>
-          <w:lang w:val="en-US" w:eastAsia="zh-CN"/>
-        </w:rPr>
-        <w:t>A</w:t>
-      </w:r>
-      <w:r>
-        <w:rPr>
-          <w:rFonts w:hint="eastAsia" w:hAnsi="DejaVu Math TeX Gyre"/>
-          <w:i w:val="0"/>
-          <w:sz w:val="24"/>
-          <w:lang w:val="en-US" w:eastAsia="zh-CN"/>
-        </w:rPr>
-        <w:t>表征列高度的总和；f</w:t>
-      </w:r>
-      <w:r>
-        <w:rPr>
-          <w:rFonts w:hint="eastAsia" w:hAnsi="DejaVu Math TeX Gyre"/>
-          <w:i w:val="0"/>
-          <w:sz w:val="24"/>
-          <w:vertAlign w:val="subscript"/>
-          <w:lang w:val="en-US" w:eastAsia="zh-CN"/>
-        </w:rPr>
-        <w:t>B</w:t>
-      </w:r>
-      <w:r>
-        <w:rPr>
-          <w:rFonts w:hint="eastAsia" w:hAnsi="DejaVu Math TeX Gyre"/>
-          <w:i w:val="0"/>
-          <w:sz w:val="24"/>
-          <w:lang w:val="en-US" w:eastAsia="zh-CN"/>
-        </w:rPr>
-        <w:t>表征棋盘表面粗糙度，其计算公式为相邻列高度差的绝对值之和；</w:t>
-      </w:r>
       <m:oMath>
         <m:sSub>
           <m:sSubPr>
@@ -2437,36 +2437,36 @@
         <w:bidi w:val="0"/>
         <w:rPr>
           <w:rFonts w:hint="eastAsia"/>
-          <w:lang w:val="en-US" w:eastAsia="zh-CN"/>
-        </w:rPr>
-      </w:pPr>
-      <w:r>
-        <w:rPr>
-          <w:rFonts w:hint="eastAsia"/>
-          <w:lang w:val="en-US" w:eastAsia="zh-CN"/>
-        </w:rPr>
-        <w:t>步骤二、构建动作价值反馈评估网络。</w:t>
-      </w:r>
-    </w:p>
-    <w:p>
-      <w:pPr>
-        <w:pStyle w:val="14"/>
-        <w:bidi w:val="0"/>
-        <w:rPr>
-          <w:rFonts w:hint="eastAsia" w:hAnsi="DejaVu Math TeX Gyre" w:cs="Times New Roman"/>
-          <w:i w:val="0"/>
-          <w:kern w:val="2"/>
-          <w:sz w:val="24"/>
-          <w:szCs w:val="24"/>
-          <w:lang w:val="en-US" w:eastAsia="zh-CN" w:bidi="ar-SA"/>
-        </w:rPr>
-      </w:pPr>
-      <w:r>
-        <w:rPr>
-          <w:rFonts w:hint="eastAsia"/>
-          <w:lang w:val="en-US" w:eastAsia="zh-CN"/>
-        </w:rPr>
-        <w:t>将步骤一中提取的所述低维特征向量</w:t>
+          <w:b/>
+          <w:bCs/>
+          <w:lang w:val="en-US" w:eastAsia="zh-CN"/>
+        </w:rPr>
+      </w:pPr>
+      <w:r>
+        <w:rPr>
+          <w:rFonts w:hint="eastAsia"/>
+          <w:b/>
+          <w:bCs/>
+          <w:lang w:val="en-US" w:eastAsia="zh-CN"/>
+        </w:rPr>
+        <w:t>步骤二：构建动作价值反馈评估网络。</w:t>
+      </w:r>
+    </w:p>
+    <w:p>
+      <w:pPr>
+        <w:pStyle w:val="14"/>
+        <w:bidi w:val="0"/>
+        <w:rPr>
+          <w:rFonts w:hint="eastAsia"/>
+          <w:lang w:val="en-US" w:eastAsia="zh-CN"/>
+        </w:rPr>
+      </w:pPr>
+      <w:r>
+        <w:rPr>
+          <w:rFonts w:hint="eastAsia"/>
+          <w:lang w:val="en-US" w:eastAsia="zh-CN"/>
+        </w:rPr>
+        <w:t>系统将候选动作执行后的状态特征向量输入预训练的深度Q网络（Deep Q-Network, DQN）。该网络由多层全连接结构（隐藏层维度为 128、128、64）和非线性激活单元组成，用于估计候选落点状态的价值。对于当前状态下的每一个候选动作 a，系统先模拟该动作落子后的后继状态</w:t>
       </w:r>
       <m:oMath>
         <m:sSubSup>
@@ -2532,28 +2532,7 @@
           <w:rFonts w:hint="eastAsia"/>
           <w:lang w:val="en-US" w:eastAsia="zh-CN"/>
         </w:rPr>
-        <w:t>(即在当前状态下执行候选动作 a 后形成的候选状态向量)作为输入，传输至预先构建的深度Q神经网络(DQN)中；所述网络包含全连接层及非线性激活单元，网络参数记为</w:t>
-      </w:r>
-      <m:oMath>
-        <m:r>
-          <m:rPr/>
-          <w:rPr>
-            <w:rFonts w:hint="default" w:ascii="DejaVu Math TeX Gyre" w:hAnsi="DejaVu Math TeX Gyre"/>
-            <w:sz w:val="24"/>
-          </w:rPr>
-          <m:t>θ</m:t>
-        </m:r>
-      </m:oMath>
-      <w:r>
-        <w:rPr>
-          <w:rFonts w:hint="eastAsia" w:hAnsi="DejaVu Math TeX Gyre" w:cs="Times New Roman"/>
-          <w:i w:val="0"/>
-          <w:kern w:val="2"/>
-          <w:sz w:val="24"/>
-          <w:szCs w:val="24"/>
-          <w:lang w:val="en-US" w:eastAsia="zh-CN" w:bidi="ar-SA"/>
-        </w:rPr>
-        <w:t>。该网络通过非线性映射计算当前特征状态下的预期动作价值（Q值），进行前向传播评估，输出当前落点动作状态的基础价值得分</w:t>
+        <w:t xml:space="preserve">，再由网络输出对应的价值评估结果 </w:t>
       </w:r>
       <m:oMath>
         <m:r>
@@ -2642,36 +2621,55 @@
       </w:r>
       <w:r>
         <w:rPr>
-          <w:rFonts w:hint="eastAsia" w:hAnsi="DejaVu Math TeX Gyre" w:cs="Times New Roman"/>
-          <w:i w:val="0"/>
-          <w:kern w:val="2"/>
-          <w:sz w:val="24"/>
-          <w:szCs w:val="24"/>
-          <w:lang w:val="en-US" w:eastAsia="zh-CN" w:bidi="ar-SA"/>
-        </w:rPr>
-        <w:t>，并对候选空间进行初步筛选；</w:t>
-      </w:r>
-    </w:p>
-    <w:p>
-      <w:pPr>
-        <w:pStyle w:val="14"/>
-        <w:bidi w:val="0"/>
-        <w:rPr>
-          <w:rFonts w:hint="eastAsia"/>
+          <w:rFonts w:hint="eastAsia"/>
+          <w:lang w:val="en-US" w:eastAsia="zh-CN"/>
+        </w:rPr>
+        <w:t>，其中 θ 表示深度Q网络的参数。</w:t>
+      </w:r>
+    </w:p>
+    <w:p>
+      <w:pPr>
+        <w:pStyle w:val="14"/>
+        <w:bidi w:val="0"/>
+        <w:rPr>
+          <w:rFonts w:hint="eastAsia"/>
+          <w:b/>
+          <w:bCs/>
           <w:lang w:eastAsia="zh-CN"/>
         </w:rPr>
       </w:pPr>
       <w:r>
         <w:rPr>
           <w:rFonts w:hint="eastAsia"/>
-        </w:rPr>
-        <w:t>步骤三、构建基于前瞻权重因子的自适应旁路降级机制</w:t>
-      </w:r>
-      <w:r>
-        <w:rPr>
-          <w:rFonts w:hint="eastAsia"/>
+          <w:b/>
+          <w:bCs/>
+        </w:rPr>
+        <w:t>步骤三</w:t>
+      </w:r>
+      <w:r>
+        <w:rPr>
+          <w:rFonts w:hint="eastAsia"/>
+          <w:b/>
+          <w:bCs/>
           <w:lang w:eastAsia="zh-CN"/>
         </w:rPr>
+        <w:t>：</w:t>
+      </w:r>
+      <w:r>
+        <w:rPr>
+          <w:rFonts w:hint="eastAsia"/>
+          <w:b/>
+          <w:bCs/>
+        </w:rPr>
+        <w:t>构建基于前瞻权重因子的自适应旁路降级机制</w:t>
+      </w:r>
+      <w:r>
+        <w:rPr>
+          <w:rFonts w:hint="eastAsia"/>
+          <w:b/>
+          <w:bCs/>
+          <w:lang w:eastAsia="zh-CN"/>
+        </w:rPr>
         <w:t>。</w:t>
       </w:r>
     </w:p>
@@ -2679,17 +2677,16 @@
       <w:pPr>
         <w:pStyle w:val="14"/>
         <w:bidi w:val="0"/>
+      </w:pPr>
+      <w:r>
         <w:rPr>
           <w:rFonts w:hint="eastAsia"/>
           <w:lang w:eastAsia="zh-CN"/>
         </w:rPr>
-      </w:pPr>
-      <w:r>
-        <w:rPr>
-          <w:rFonts w:hint="eastAsia"/>
-          <w:lang w:eastAsia="zh-CN"/>
-        </w:rPr>
-        <w:t xml:space="preserve"> 系统实时获取当前对局模式的配置参数，并提取前瞻评估权值（lookahead_weight，记为α）。在对所有可能下落位置与旋转状态构成的候选动作集 A 进行遍历寻优的过程中，系统计算目标评估函数 E(a)，其自适应决策方程定义为：</w:t>
+        <w:t xml:space="preserve"> 系统实时获取当前对局模式的配置参数，并提取前瞻评估权值（lookahead_weight，记为α）。</w:t>
+      </w:r>
+      <w:r>
+        <w:t>当系统允许进行较深层次预测时，目标评估函数可表示为：</w:t>
       </w:r>
     </w:p>
     <w:p>
@@ -2954,12 +2951,6 @@
       <w:pPr>
         <w:pStyle w:val="14"/>
         <w:bidi w:val="0"/>
-        <w:rPr>
-          <w:rFonts w:hint="eastAsia" w:hAnsi="DejaVu Math TeX Gyre"/>
-          <w:i w:val="0"/>
-          <w:sz w:val="24"/>
-          <w:lang w:val="en-US" w:eastAsia="zh-CN"/>
-        </w:rPr>
       </w:pPr>
       <w:r>
         <w:rPr>
@@ -2995,55 +2986,54 @@
             <m:ctrlPr>
               <w:rPr>
                 <w:rFonts w:hint="default" w:ascii="DejaVu Math TeX Gyre" w:hAnsi="DejaVu Math TeX Gyre"/>
-                <w:sz w:val="24"/>
               </w:rPr>
             </m:ctrlPr>
           </m:sSubSupPr>
           <m:e>
             <m:r>
-              <m:rPr/>
+              <m:rPr>
+                <m:sty m:val="p"/>
+              </m:rPr>
               <w:rPr>
-                <w:rFonts w:hint="default" w:ascii="DejaVu Math TeX Gyre" w:hAnsi="DejaVu Math TeX Gyre"/>
-                <w:sz w:val="24"/>
+                <w:rFonts w:hint="default"/>
               </w:rPr>
               <m:t>S</m:t>
             </m:r>
             <m:ctrlPr>
               <w:rPr>
                 <w:rFonts w:ascii="DejaVu Math TeX Gyre" w:hAnsi="DejaVu Math TeX Gyre"/>
-                <w:sz w:val="24"/>
               </w:rPr>
             </m:ctrlPr>
           </m:e>
           <m:sub>
             <m:r>
-              <m:rPr/>
+              <m:rPr>
+                <m:sty m:val="p"/>
+              </m:rPr>
               <w:rPr>
-                <w:rFonts w:hint="default" w:ascii="DejaVu Math TeX Gyre" w:hAnsi="DejaVu Math TeX Gyre"/>
-                <w:sz w:val="24"/>
+                <w:rFonts w:hint="default"/>
               </w:rPr>
               <m:t>t+2</m:t>
             </m:r>
             <m:ctrlPr>
               <w:rPr>
                 <w:rFonts w:ascii="DejaVu Math TeX Gyre" w:hAnsi="DejaVu Math TeX Gyre"/>
-                <w:sz w:val="24"/>
               </w:rPr>
             </m:ctrlPr>
           </m:sub>
           <m:sup>
             <m:r>
-              <m:rPr/>
+              <m:rPr>
+                <m:sty m:val="p"/>
+              </m:rPr>
               <w:rPr>
-                <w:rFonts w:hint="default" w:ascii="DejaVu Math TeX Gyre" w:hAnsi="DejaVu Math TeX Gyre"/>
-                <w:sz w:val="24"/>
+                <w:rFonts w:hint="default"/>
               </w:rPr>
               <m:t>(a,a')</m:t>
             </m:r>
             <m:ctrlPr>
               <w:rPr>
                 <w:rFonts w:ascii="DejaVu Math TeX Gyre" w:hAnsi="DejaVu Math TeX Gyre"/>
-                <w:sz w:val="24"/>
               </w:rPr>
             </m:ctrlPr>
           </m:sup>
@@ -3051,31 +3041,59 @@
       </m:oMath>
       <w:r>
         <w:rPr>
+          <w:rFonts w:hint="eastAsia"/>
+          <w:lang w:eastAsia="zh-CN"/>
+        </w:rPr>
+        <w:t>为连续应用动作</w:t>
+      </w:r>
+      <w:r>
+        <w:rPr>
+          <w:rFonts w:hint="eastAsia"/>
+          <w:lang w:val="en-US" w:eastAsia="zh-CN"/>
+        </w:rPr>
+        <w:t>a和a</w:t>
+      </w:r>
+      <w:r>
+        <w:rPr>
+          <w:rFonts w:hint="default"/>
+          <w:lang w:val="en-US" w:eastAsia="zh-CN"/>
+        </w:rPr>
+        <w:t>’</w:t>
+      </w:r>
+      <w:r>
+        <w:rPr>
+          <w:rFonts w:hint="eastAsia"/>
+          <w:lang w:val="en-US" w:eastAsia="zh-CN"/>
+        </w:rPr>
+        <w:t>后的二级预测后继状态。</w:t>
+      </w:r>
+      <w:r>
+        <w:t>该方式能够在一定程度上考虑后续方块对整体局面的影响。</w:t>
+      </w:r>
+    </w:p>
+    <w:p>
+      <w:pPr>
+        <w:pStyle w:val="14"/>
+        <w:bidi w:val="0"/>
+        <w:rPr>
           <w:rFonts w:hint="eastAsia" w:hAnsi="DejaVu Math TeX Gyre"/>
           <w:i w:val="0"/>
           <w:sz w:val="24"/>
-          <w:lang w:eastAsia="zh-CN"/>
-        </w:rPr>
-        <w:t>为连续应用动作</w:t>
-      </w:r>
-      <w:r>
+          <w:lang w:val="en-US" w:eastAsia="zh-CN"/>
+        </w:rPr>
+      </w:pPr>
+    </w:p>
+    <w:p>
+      <w:pPr>
+        <w:pStyle w:val="14"/>
+        <w:bidi w:val="0"/>
         <w:rPr>
           <w:rFonts w:hint="eastAsia" w:hAnsi="DejaVu Math TeX Gyre"/>
           <w:i w:val="0"/>
           <w:sz w:val="24"/>
-          <w:lang w:val="en-US" w:eastAsia="zh-CN"/>
-        </w:rPr>
-        <w:t>a和a</w:t>
-      </w:r>
-      <w:r>
-        <w:rPr>
-          <w:rFonts w:hint="default" w:hAnsi="DejaVu Math TeX Gyre"/>
-          <w:i w:val="0"/>
-          <w:sz w:val="24"/>
-          <w:lang w:val="en-US" w:eastAsia="zh-CN"/>
-        </w:rPr>
-        <w:t>’</w:t>
-      </w:r>
+          <w:lang w:eastAsia="zh-CN"/>
+        </w:rPr>
+      </w:pPr>
       <w:r>
         <w:rPr>
           <w:rFonts w:hint="eastAsia" w:hAnsi="DejaVu Math TeX Gyre"/>
@@ -3083,28 +3101,13 @@
           <w:sz w:val="24"/>
           <w:lang w:val="en-US" w:eastAsia="zh-CN"/>
         </w:rPr>
-        <w:t>后的二级预测后继状态。</w:t>
-      </w:r>
-    </w:p>
-    <w:p>
-      <w:pPr>
-        <w:pStyle w:val="14"/>
-        <w:bidi w:val="0"/>
-        <w:rPr>
-          <w:rFonts w:hint="eastAsia" w:hAnsi="DejaVu Math TeX Gyre"/>
-          <w:i w:val="0"/>
-          <w:sz w:val="24"/>
-          <w:lang w:eastAsia="zh-CN"/>
-        </w:rPr>
-      </w:pPr>
-      <w:r>
-        <w:rPr>
-          <w:rFonts w:hint="eastAsia" w:hAnsi="DejaVu Math TeX Gyre"/>
-          <w:i w:val="0"/>
-          <w:sz w:val="24"/>
-          <w:lang w:val="en-US" w:eastAsia="zh-CN"/>
-        </w:rPr>
-        <w:t>此外，在遍历寻优过程中增设条件判定分支：当检测到所述前瞻评估权重</w:t>
+        <w:t>此外，</w:t>
+      </w:r>
+      <w:r>
+        <w:rPr>
+          <w:sz w:val="24"/>
+        </w:rPr>
+        <w:t>当系统检测到当前模式对响应速度要求较高，或前瞻权重</w:t>
       </w:r>
       <m:oMath>
         <m:r>
@@ -3275,73 +3278,9 @@
       </w:pPr>
       <w:r>
         <w:rPr>
-          <w:rFonts w:hint="eastAsia" w:hAnsi="DejaVu Math TeX Gyre" w:eastAsia="宋体"/>
-          <w:i w:val="0"/>
-          <w:sz w:val="24"/>
-          <w:lang w:val="en-US" w:eastAsia="zh-CN"/>
-        </w:rPr>
-        <w:t>转而直接选取步骤二中退化后预估价值最高的状态作为最终执行指令。此举切断了</w:t>
-      </w:r>
-      <m:oMath>
-        <m:r>
-          <m:rPr/>
-          <w:rPr>
-            <w:rFonts w:hint="default" w:ascii="DejaVu Math TeX Gyre" w:hAnsi="DejaVu Math TeX Gyre"/>
-            <w:sz w:val="24"/>
-          </w:rPr>
-          <m:t>ma</m:t>
-        </m:r>
-        <m:sSub>
-          <m:sSubPr>
-            <m:ctrlPr>
-              <w:rPr>
-                <w:rFonts w:hint="default" w:ascii="DejaVu Math TeX Gyre" w:hAnsi="DejaVu Math TeX Gyre"/>
-                <w:sz w:val="24"/>
-              </w:rPr>
-            </m:ctrlPr>
-          </m:sSubPr>
-          <m:e>
-            <m:r>
-              <m:rPr/>
-              <w:rPr>
-                <w:rFonts w:hint="default" w:ascii="DejaVu Math TeX Gyre" w:hAnsi="DejaVu Math TeX Gyre"/>
-                <w:sz w:val="24"/>
-              </w:rPr>
-              <m:t>x</m:t>
-            </m:r>
-            <m:ctrlPr>
-              <w:rPr>
-                <w:rFonts w:ascii="DejaVu Math TeX Gyre" w:hAnsi="DejaVu Math TeX Gyre"/>
-                <w:sz w:val="24"/>
-              </w:rPr>
-            </m:ctrlPr>
-          </m:e>
-          <m:sub>
-            <m:r>
-              <m:rPr/>
-              <w:rPr>
-                <w:rFonts w:hint="default" w:ascii="DejaVu Math TeX Gyre" w:hAnsi="DejaVu Math TeX Gyre"/>
-                <w:sz w:val="24"/>
-              </w:rPr>
-              <m:t>a'∈A</m:t>
-            </m:r>
-            <m:ctrlPr>
-              <w:rPr>
-                <w:rFonts w:ascii="DejaVu Math TeX Gyre" w:hAnsi="DejaVu Math TeX Gyre"/>
-                <w:sz w:val="24"/>
-              </w:rPr>
-            </m:ctrlPr>
-          </m:sub>
-        </m:sSub>
-      </m:oMath>
-      <w:r>
-        <w:rPr>
-          <w:rFonts w:hint="eastAsia" w:hAnsi="DejaVu Math TeX Gyre"/>
-          <w:i w:val="0"/>
-          <w:sz w:val="24"/>
-          <w:lang w:eastAsia="zh-CN"/>
-        </w:rPr>
-        <w:t>带来的状态空间二次展开，将单步动作寻优的时间复杂度从</w:t>
+          <w:sz w:val="24"/>
+        </w:rPr>
+        <w:t>该机制将原本可能涉及二级候选展开的计算过程简化为单层候选评估，将单步动作寻优的时间复杂度从</w:t>
       </w:r>
       <m:oMath>
         <m:r>
@@ -3360,7 +3299,7 @@
           <w:sz w:val="24"/>
           <w:lang w:eastAsia="zh-CN"/>
         </w:rPr>
-        <w:t>骤降至</w:t>
+        <w:t>降至</w:t>
       </w:r>
       <m:oMath>
         <m:r>
@@ -3393,27 +3332,39 @@
           <w:sz w:val="24"/>
           <w:lang w:val="en-US" w:eastAsia="zh-CN"/>
         </w:rPr>
-        <w:t>计算耗时由百毫秒级压缩至毫秒级常数范围，从而在算法层面根除了高频竞技要求下的主线程阻塞与渲染卡顿（Stuttering）问题。</w:t>
-      </w:r>
-    </w:p>
-    <w:p>
-      <w:pPr>
-        <w:pStyle w:val="14"/>
-        <w:bidi w:val="0"/>
-        <w:rPr>
-          <w:rFonts w:hint="eastAsia"/>
+        <w:t>计算耗时由百毫秒级压缩至毫秒级常数范围，</w:t>
+      </w:r>
+      <w:r>
+        <w:rPr>
+          <w:sz w:val="24"/>
+        </w:rPr>
+        <w:t>从而在算法层面有效缓解高频竞技要求下的主线程阻塞与渲染卡顿问题。对于高频对抗模式（如经典双屏对战），该机制能够优先保障响应速度；对于需要更充分规划的模式（如同屏竞技），则可保留一定前瞻能力。</w:t>
+      </w:r>
+    </w:p>
+    <w:p>
+      <w:pPr>
+        <w:pStyle w:val="14"/>
+        <w:bidi w:val="0"/>
+        <w:rPr>
+          <w:rFonts w:hint="eastAsia"/>
+          <w:b/>
+          <w:bCs/>
           <w:lang w:eastAsia="zh-CN"/>
         </w:rPr>
       </w:pPr>
       <w:r>
         <w:rPr>
           <w:rFonts w:hint="eastAsia"/>
+          <w:b/>
+          <w:bCs/>
         </w:rPr>
         <w:t>步骤四、执行基于多模式隔离的竞技帧同步调度</w:t>
       </w:r>
       <w:r>
         <w:rPr>
           <w:rFonts w:hint="eastAsia"/>
+          <w:b/>
+          <w:bCs/>
           <w:lang w:eastAsia="zh-CN"/>
         </w:rPr>
         <w:t>。</w:t>
@@ -3423,116 +3374,108 @@
       <w:pPr>
         <w:pStyle w:val="14"/>
         <w:bidi w:val="0"/>
-        <w:rPr>
-          <w:rFonts w:hint="eastAsia"/>
-        </w:rPr>
-      </w:pPr>
-      <w:r>
-        <w:rPr>
-          <w:rFonts w:hint="eastAsia"/>
-        </w:rPr>
-        <w:t>判断系统当前载入的博弈环境（如经典模式或传统模式），并向所述决策控制器动态注入对应的所述前瞻评估权重；在每一帧游戏渲染循环中，将通过非阻塞接口获取的人类玩家输入事件，与所述经降级判定或完整前向传播输出的AI决策指令进行帧对齐编排，从而确保人类操控与机器决策在设定的60帧每秒（60FPS）逻辑刷新率下实现跨线程级的解耦与同步调度。</w:t>
-      </w:r>
-    </w:p>
-    <w:p>
-      <w:pPr>
-        <w:pStyle w:val="14"/>
-        <w:bidi w:val="0"/>
-        <w:rPr>
-          <w:rFonts w:hint="eastAsia"/>
+      </w:pPr>
+      <w:r>
+        <w:t>系统根据当前对局模式配置AI控制器参数，并在Pygame主循环中统一调度玩家输入、AI决策、棋盘更新和画面渲染。玩家输入通过非阻塞事件机制读取，AI决策根据设定的动作间隔（action_interval_ms）和前瞻权重（α）生成控制指令，双方状态在固定帧率（60 FPS）下同步更新。</w:t>
+      </w:r>
+    </w:p>
+    <w:p>
+      <w:pPr>
+        <w:pStyle w:val="14"/>
+        <w:bidi w:val="0"/>
+      </w:pPr>
+      <w:r>
+        <w:t>在项目实现中，系统支持经典双屏对战和同屏竞技两种模式。经典模式下，玩家与AI在左右两个独立棋盘中使用同步方块序列进行对战，前瞻权重 α 设为0以触发旁路降级，保障输入响应流畅；同屏竞技模式下，玩家与AI在同一25×25共享棋盘空间内进行推挤式竞争，系统可配置较高的前瞻权重以保留模型的前瞻评估能力。不同模式通过调整AI动作间隔、错误率、模型启用策略和前瞻权重，实现规则隔离和策略适配，从而在保持交互流畅的同时展示深度Q学习方法在游戏智能控制中的应用效果。</w:t>
+      </w:r>
+    </w:p>
+    <w:p>
+      <w:pPr>
+        <w:pStyle w:val="14"/>
+        <w:bidi w:val="0"/>
+        <w:rPr>
+          <w:rFonts w:hint="eastAsia" w:eastAsia="宋体"/>
+          <w:b/>
+          <w:bCs/>
           <w:lang w:eastAsia="zh-CN"/>
         </w:rPr>
       </w:pPr>
       <w:r>
         <w:rPr>
           <w:rFonts w:hint="eastAsia"/>
+          <w:b/>
+          <w:bCs/>
           <w:lang w:eastAsia="zh-CN"/>
         </w:rPr>
+        <w:t>有益效果</w:t>
+      </w:r>
+    </w:p>
+    <w:p>
+      <w:pPr>
+        <w:pStyle w:val="14"/>
+        <w:bidi w:val="0"/>
+        <w:rPr>
+          <w:rFonts w:hint="eastAsia"/>
+          <w:lang w:eastAsia="zh-CN"/>
+        </w:rPr>
+      </w:pPr>
+      <w:r>
+        <w:rPr>
+          <w:rFonts w:hint="eastAsia"/>
+          <w:lang w:eastAsia="zh-CN"/>
+        </w:rPr>
         <w:t>与现有技术相比，本发明具有以下有益效果：</w:t>
       </w:r>
     </w:p>
     <w:p>
       <w:pPr>
         <w:pStyle w:val="14"/>
+        <w:bidi w:val="0"/>
+      </w:pPr>
+      <w:r>
+        <w:t>第一，本发明能够提升AI决策过程的实时性。通过设置基于前瞻权重的自适应旁路降级机制，系统可在高频交互模式下跳过计算量较大的二级候选遍历，将AI决策控制在更短时间内完成，从而降低主线程阻塞和画面卡顿的概率。实验表明，在经典模式下采用旁路降级后，AI单次寻优耗时由约141.684毫秒降至约2.075毫秒，降幅达98.5%以上，显著缓解了实时对抗中的延迟问题。</w:t>
+      </w:r>
+    </w:p>
+    <w:p>
+      <w:pPr>
+        <w:pStyle w:val="14"/>
+        <w:bidi w:val="0"/>
+      </w:pPr>
+      <w:r>
+        <w:t>第二，本发明增强了同一AI决策框架在不同模式下的适配能力。系统不需要为每一种对局模式重新设计完整算法，而是通过调整前瞻权重、动作间隔和控制参数，在“快速响应”和“适度前瞻”之间进行切换，使AI策略更适合课程项目中的多模式俄罗斯方块对抗场景。</w:t>
+      </w:r>
+    </w:p>
+    <w:p>
+      <w:pPr>
+        <w:pStyle w:val="14"/>
+        <w:bidi w:val="0"/>
+      </w:pPr>
+      <w:r>
+        <w:t>第三，本发明将深度Q学习模型与工程化游戏系统进行了结合。候选落点状态先经过特征提取和模拟，再输入深度Q网络进行价值评估，既避免了直接处理高维图像输入带来的计算负担，也能够体现强化学习模型在状态评估中的作用。该混合决策架构使AI同时具备启发式方法的稳定性和学习模型的适应性。</w:t>
+      </w:r>
+    </w:p>
+    <w:p>
+      <w:pPr>
+        <w:pStyle w:val="14"/>
+        <w:bidi w:val="0"/>
+      </w:pPr>
+      <w:r>
+        <w:t>第四，本发明具有较好的课程实践可验证性。系统包含可运行的Pygame游戏界面、AI控制模块、训练曲线、模型推理和实机对抗效果图，能够从代码实现、实验结果和演示界面三个方面说明方案的可行性。同时，系统提供的三种AI难度等级（简单/普通/困难）和可视化对抗界面，便于在教学和演示场景中直观展示算法效果。</w:t>
+      </w:r>
+    </w:p>
+    <w:p>
+      <w:pPr>
+        <w:spacing w:before="0" w:after="80"/>
+        <w:ind w:firstLine="420"/>
+        <w:rPr>
+          <w:sz w:val="24"/>
+        </w:rPr>
+      </w:pPr>
+    </w:p>
+    <w:p>
+      <w:pPr>
         <w:numPr>
           <w:ilvl w:val="0"/>
           <w:numId w:val="2"/>
-        </w:numPr>
-        <w:bidi w:val="0"/>
-        <w:rPr>
-          <w:rFonts w:hint="eastAsia"/>
-          <w:lang w:eastAsia="zh-CN"/>
-        </w:rPr>
-      </w:pPr>
-      <w:r>
-        <w:rPr>
-          <w:rFonts w:hint="eastAsia"/>
-          <w:lang w:eastAsia="zh-CN"/>
-        </w:rPr>
-        <w:t>显著提升决策实时性与系统流畅度：</w:t>
-      </w:r>
-    </w:p>
-    <w:p>
-      <w:pPr>
-        <w:pStyle w:val="14"/>
-        <w:bidi w:val="0"/>
-        <w:rPr>
-          <w:rFonts w:hint="eastAsia"/>
-          <w:lang w:eastAsia="zh-CN"/>
-        </w:rPr>
-      </w:pPr>
-      <w:r>
-        <w:rPr>
-          <w:rFonts w:hint="eastAsia"/>
-          <w:lang w:eastAsia="zh-CN"/>
-        </w:rPr>
-        <w:t>本发明创新性地引入了基于前瞻因子（lookahead_weight）的自适应旁路降级机制。在复杂对抗场景中，能够主动切除指数级膨胀的深度搜索预测分支，将AI在极端状态下的单帧运算耗时由140毫秒级突降压缩至2毫秒左右。从根本上消除了单线程模式下由于算力过载导致的主干逻辑阻塞，彻底根治了高频博弈时的画面卡顿（Stuttering）现象。</w:t>
-      </w:r>
-    </w:p>
-    <w:p>
-      <w:pPr>
-        <w:pStyle w:val="14"/>
-        <w:numPr>
-          <w:ilvl w:val="0"/>
-          <w:numId w:val="2"/>
-        </w:numPr>
-        <w:bidi w:val="0"/>
-        <w:rPr>
-          <w:rFonts w:hint="eastAsia"/>
-          <w:lang w:eastAsia="zh-CN"/>
-        </w:rPr>
-      </w:pPr>
-      <w:r>
-        <w:rPr>
-          <w:rFonts w:hint="eastAsia"/>
-          <w:lang w:eastAsia="zh-CN"/>
-        </w:rPr>
-        <w:t>极大增强了核心模型在差异化规则下的泛用能力：</w:t>
-      </w:r>
-    </w:p>
-    <w:p>
-      <w:pPr>
-        <w:pStyle w:val="14"/>
-        <w:bidi w:val="0"/>
-        <w:ind w:left="0" w:leftChars="0" w:firstLine="420" w:firstLineChars="0"/>
-        <w:rPr>
-          <w:rFonts w:hint="eastAsia"/>
-          <w:lang w:eastAsia="zh-CN"/>
-        </w:rPr>
-      </w:pPr>
-      <w:r>
-        <w:rPr>
-          <w:rFonts w:hint="eastAsia"/>
-          <w:lang w:eastAsia="zh-CN"/>
-        </w:rPr>
-        <w:t>本系统摆脱了传统单一启发式脚本的限制。在无需重新训练底层深度Q网络（DQN）价值评估模型的前提下，仅通过调度层对前瞻权重的动态启闭（例如对经典模式设为0，对传统模式保持默认深度），即可在“高响应实时竞技”与“深层长远规划规划”两种截然不同的策略需求间进行热切换，兼顾了算法算力的发挥上限与同屏匹配对战的公平性。</w:t>
-      </w:r>
-    </w:p>
-    <w:p>
-      <w:pPr>
-        <w:numPr>
-          <w:ilvl w:val="0"/>
-          <w:numId w:val="1"/>
         </w:numPr>
         <w:spacing w:line="360" w:lineRule="auto"/>
         <w:ind w:left="0" w:leftChars="0" w:firstLine="0" w:firstLineChars="0"/>
@@ -3540,24 +3483,18 @@
         <w:outlineLvl w:val="0"/>
         <w:rPr>
           <w:b/>
+          <w:bCs w:val="0"/>
+        </w:rPr>
+      </w:pPr>
+      <w:r>
+        <w:rPr>
+          <w:b/>
+          <w:bCs w:val="0"/>
           <w:color w:val="000000"/>
           <w:sz w:val="24"/>
         </w:rPr>
-      </w:pPr>
-      <w:r>
-        <w:rPr>
-          <w:b/>
-          <w:color w:val="000000"/>
-          <w:sz w:val="24"/>
-        </w:rPr>
         <w:t>附图说明</w:t>
       </w:r>
-    </w:p>
-    <w:p>
-      <w:pPr>
-        <w:pStyle w:val="14"/>
-        <w:bidi w:val="0"/>
-      </w:pPr>
     </w:p>
     <w:p>
       <w:pPr>
@@ -3590,7 +3527,7 @@
           <w:rFonts w:hint="default"/>
           <w:lang w:val="en-US"/>
         </w:rPr>
-        <w:t>图1为本发明实施例中提供的俄罗斯方块智能决策方法整体流程示意图；</w:t>
+        <w:t>图1为本发明实施例提供的俄罗斯方块智能决策方法整体流程示意图，展示了状态获取、候选动作生成、价值评估、旁路判断和指令输出的基本过程；</w:t>
       </w:r>
     </w:p>
     <w:p>
@@ -3607,42 +3544,82 @@
           <w:rFonts w:hint="default"/>
           <w:lang w:val="en-US"/>
         </w:rPr>
-        <w:t>图2为本发明实施例中特征提取机制的网格状态转化示意图；</w:t>
-      </w:r>
-    </w:p>
-    <w:p>
-      <w:pPr>
-        <w:pStyle w:val="14"/>
-        <w:bidi w:val="0"/>
+        <w:t>图2为本发明实施例中特征提取机制的网格状态转化示意图，展示了如何从棋盘网格中提取高度、空洞、消行和表面起伏等低维特征；</w:t>
+      </w:r>
+    </w:p>
+    <w:p>
+      <w:pPr>
+        <w:pStyle w:val="14"/>
+        <w:bidi w:val="0"/>
+        <w:rPr>
+          <w:rFonts w:hint="eastAsia"/>
+          <w:lang w:val="en-US" w:eastAsia="zh-CN"/>
+        </w:rPr>
+      </w:pPr>
+      <w:r>
         <w:rPr>
           <w:rFonts w:hint="default"/>
           <w:lang w:val="en-US"/>
         </w:rPr>
-      </w:pPr>
-      <w:r>
+        <w:t>图3为本发明实施例中自适应降级旁路调度机制的逻辑判断流程图，展示了系统根据前瞻权重决定是否执行下一层候选状态预测的过程</w:t>
+      </w:r>
+      <w:r>
+        <w:rPr>
+          <w:rFonts w:hint="eastAsia"/>
+          <w:lang w:val="en-US" w:eastAsia="zh-CN"/>
+        </w:rPr>
+        <w:t>；</w:t>
+      </w:r>
+    </w:p>
+    <w:p>
+      <w:pPr>
+        <w:pStyle w:val="14"/>
+        <w:bidi w:val="0"/>
+        <w:rPr>
+          <w:rFonts w:hint="eastAsia"/>
+          <w:lang w:val="en-US" w:eastAsia="zh-CN"/>
+        </w:rPr>
+      </w:pPr>
+      <w:r>
+        <w:t>图4为本发明实施例中深度Q网络模型训练过程的收敛曲线示意图，用于说明模型训练过程中损失值（Loss）和消行数（Lines Cleared）等评估指标的变化情况</w:t>
+      </w:r>
+      <w:r>
+        <w:rPr>
+          <w:rFonts w:hint="eastAsia"/>
+          <w:lang w:val="en-US" w:eastAsia="zh-CN"/>
+        </w:rPr>
+        <w:t>；</w:t>
+      </w:r>
+    </w:p>
+    <w:p>
+      <w:pPr>
+        <w:pStyle w:val="14"/>
+        <w:bidi w:val="0"/>
         <w:rPr>
           <w:rFonts w:hint="default"/>
           <w:lang w:val="en-US"/>
         </w:rPr>
-        <w:t>图3为本发明实施例中自适应降级旁路调度（防卡顿）机制的逻辑判断流程图；</w:t>
-      </w:r>
-    </w:p>
-    <w:p>
-      <w:pPr>
-        <w:pStyle w:val="14"/>
-        <w:bidi w:val="0"/>
+      </w:pPr>
+      <w:r>
+        <w:t>图5为本发明实施例系统在多模式竞技场景下的实际运行界面效果图，包括：(a) 经典双屏对战模式下的人机博弈界面；(b) 同屏竞技模式下的共享棋盘对抗界面</w:t>
+      </w:r>
+      <w:r>
         <w:rPr>
           <w:rFonts w:hint="default"/>
           <w:lang w:val="en-US"/>
         </w:rPr>
-      </w:pPr>
-      <w:r>
+        <w:t>。</w:t>
+      </w:r>
+    </w:p>
+    <w:p>
+      <w:pPr>
+        <w:pStyle w:val="14"/>
+        <w:bidi w:val="0"/>
         <w:rPr>
           <w:rFonts w:hint="default"/>
           <w:lang w:val="en-US"/>
         </w:rPr>
-        <w:t>图4为本发明实施例中深度Q网络（DQN）模型在训练过程中的收敛曲线示意图；</w:t>
-      </w:r>
+      </w:pPr>
     </w:p>
     <w:p>
       <w:pPr>
@@ -3653,37 +3630,10 @@
           <w:lang w:val="en-US"/>
         </w:rPr>
       </w:pPr>
-      <w:r>
-        <w:rPr>
-          <w:rFonts w:hint="default"/>
-          <w:lang w:val="en-US"/>
-        </w:rPr>
-        <w:t>图5为本发明实施例系统在多模式竞技（经典模式与传统模式匹配）场景下的实际博弈界面效果图。</w:t>
-      </w:r>
-    </w:p>
-    <w:p>
-      <w:pPr>
-        <w:pStyle w:val="14"/>
-        <w:bidi w:val="0"/>
-        <w:rPr>
-          <w:rFonts w:hint="default"/>
-          <w:lang w:val="en-US"/>
-        </w:rPr>
-      </w:pPr>
-    </w:p>
-    <w:p>
-      <w:pPr>
-        <w:pStyle w:val="14"/>
-        <w:bidi w:val="0"/>
-        <w:rPr>
-          <w:rFonts w:hint="default"/>
-          <w:lang w:val="en-US"/>
-        </w:rPr>
-      </w:pPr>
-    </w:p>
-    <w:p>
-      <w:pPr>
-        <w:pStyle w:val="23"/>
+    </w:p>
+    <w:p>
+      <w:pPr>
+        <w:pStyle w:val="15"/>
         <w:bidi w:val="0"/>
         <w:rPr>
           <w:rFonts w:hint="eastAsia"/>
@@ -3742,7 +3692,7 @@
     </w:p>
     <w:p>
       <w:pPr>
-        <w:pStyle w:val="23"/>
+        <w:pStyle w:val="15"/>
         <w:bidi w:val="0"/>
         <w:rPr>
           <w:rFonts w:hint="default"/>
@@ -3766,7 +3716,7 @@
     </w:p>
     <w:p>
       <w:pPr>
-        <w:pStyle w:val="23"/>
+        <w:pStyle w:val="15"/>
         <w:bidi w:val="0"/>
         <w:rPr>
           <w:rFonts w:hint="eastAsia"/>
@@ -3825,17 +3775,17 @@
     </w:p>
     <w:p>
       <w:pPr>
-        <w:pStyle w:val="23"/>
-        <w:bidi w:val="0"/>
-        <w:rPr>
-          <w:rFonts w:hint="eastAsia"/>
-          <w:lang w:val="en-US" w:eastAsia="zh-CN"/>
-        </w:rPr>
-      </w:pPr>
-    </w:p>
-    <w:p>
-      <w:pPr>
-        <w:pStyle w:val="23"/>
+        <w:pStyle w:val="15"/>
+        <w:bidi w:val="0"/>
+        <w:rPr>
+          <w:rFonts w:hint="eastAsia"/>
+          <w:lang w:val="en-US" w:eastAsia="zh-CN"/>
+        </w:rPr>
+      </w:pPr>
+    </w:p>
+    <w:p>
+      <w:pPr>
+        <w:pStyle w:val="15"/>
         <w:bidi w:val="0"/>
         <w:rPr>
           <w:rFonts w:hint="default"/>
@@ -3938,7 +3888,7 @@
     </w:p>
     <w:p>
       <w:pPr>
-        <w:pStyle w:val="23"/>
+        <w:pStyle w:val="15"/>
         <w:bidi w:val="0"/>
         <w:rPr>
           <w:rFonts w:hint="default"/>
@@ -3978,7 +3928,7 @@
     </w:p>
     <w:p>
       <w:pPr>
-        <w:pStyle w:val="23"/>
+        <w:pStyle w:val="15"/>
         <w:bidi w:val="0"/>
         <w:rPr>
           <w:rFonts w:hint="eastAsia"/>
@@ -4031,7 +3981,7 @@
     </w:p>
     <w:p>
       <w:pPr>
-        <w:pStyle w:val="23"/>
+        <w:pStyle w:val="15"/>
         <w:bidi w:val="0"/>
         <w:rPr>
           <w:rFonts w:hint="default"/>
@@ -4061,27 +4011,15 @@
     </w:p>
     <w:p>
       <w:pPr>
-        <w:pStyle w:val="14"/>
-        <w:bidi w:val="0"/>
-      </w:pPr>
-    </w:p>
-    <w:p>
-      <w:pPr>
-        <w:pStyle w:val="14"/>
-        <w:bidi w:val="0"/>
-      </w:pPr>
-    </w:p>
-    <w:p>
-      <w:pPr>
-        <w:pStyle w:val="23"/>
+        <w:pStyle w:val="15"/>
         <w:bidi w:val="0"/>
       </w:pPr>
       <w:r>
         <w:drawing>
           <wp:inline distT="0" distB="0" distL="114300" distR="114300">
-            <wp:extent cx="4983480" cy="3803650"/>
-            <wp:effectExtent l="0" t="0" r="7620" b="6350"/>
-            <wp:docPr id="10" name="图片 95"/>
+            <wp:extent cx="5267325" cy="3293110"/>
+            <wp:effectExtent l="0" t="0" r="0" b="2540"/>
+            <wp:docPr id="3" name="图片 3"/>
             <wp:cNvGraphicFramePr>
               <a:graphicFrameLocks xmlns:a="http://schemas.openxmlformats.org/drawingml/2006/main" noChangeAspect="1"/>
             </wp:cNvGraphicFramePr>
@@ -4089,14 +4027,13 @@
               <a:graphicData uri="http://schemas.openxmlformats.org/drawingml/2006/picture">
                 <pic:pic xmlns:pic="http://schemas.openxmlformats.org/drawingml/2006/picture">
                   <pic:nvPicPr>
-                    <pic:cNvPr id="10" name="图片 95"/>
+                    <pic:cNvPr id="3" name="图片 3"/>
                     <pic:cNvPicPr>
                       <a:picLocks noChangeAspect="1"/>
                     </pic:cNvPicPr>
                   </pic:nvPicPr>
                   <pic:blipFill>
                     <a:blip r:embed="rId17"/>
-                    <a:srcRect l="30549" t="16461" r="17095" b="15245"/>
                     <a:stretch>
                       <a:fillRect/>
                     </a:stretch>
@@ -4104,7 +4041,7 @@
                   <pic:spPr>
                     <a:xfrm>
                       <a:off x="0" y="0"/>
-                      <a:ext cx="4983480" cy="3803650"/>
+                      <a:ext cx="5267325" cy="3293110"/>
                     </a:xfrm>
                     <a:prstGeom prst="rect">
                       <a:avLst/>
@@ -4123,7 +4060,7 @@
     </w:p>
     <w:p>
       <w:pPr>
-        <w:pStyle w:val="23"/>
+        <w:pStyle w:val="15"/>
         <w:bidi w:val="0"/>
         <w:rPr>
           <w:rFonts w:hint="default"/>
@@ -4135,19 +4072,131 @@
           <w:rFonts w:hint="eastAsia"/>
           <w:lang w:val="en-US" w:eastAsia="zh-CN"/>
         </w:rPr>
-        <w:t xml:space="preserve">图5 </w:t>
+        <w:t>图5 (a)</w:t>
       </w:r>
       <w:r>
         <w:rPr>
           <w:rFonts w:hint="default"/>
           <w:lang w:val="en-US"/>
         </w:rPr>
-        <w:t>多模式竞技（经典模式与传统模式匹配）场景下的实际博弈界面效果图</w:t>
-      </w:r>
-    </w:p>
-    <w:p>
-      <w:pPr>
+        <w:t>多模式竞技</w:t>
+      </w:r>
+      <w:r>
+        <w:rPr>
+          <w:rFonts w:hint="eastAsia"/>
+          <w:lang w:val="en-US" w:eastAsia="zh-CN"/>
+        </w:rPr>
+        <w:t>中</w:t>
+      </w:r>
+      <w:r>
+        <w:rPr>
+          <w:rFonts w:hint="default"/>
+          <w:lang w:val="en-US"/>
+        </w:rPr>
+        <w:t>经典模式场景下的实际博弈界面效果图</w:t>
+      </w:r>
+    </w:p>
+    <w:p>
+      <w:pPr>
+        <w:pStyle w:val="14"/>
+        <w:bidi w:val="0"/>
+      </w:pPr>
+    </w:p>
+    <w:p>
+      <w:pPr>
+        <w:pStyle w:val="15"/>
+        <w:bidi w:val="0"/>
+      </w:pPr>
+      <w:r>
+        <w:drawing>
+          <wp:inline distT="0" distB="0" distL="114300" distR="114300">
+            <wp:extent cx="5267325" cy="3305175"/>
+            <wp:effectExtent l="0" t="0" r="0" b="0"/>
+            <wp:docPr id="2" name="图片 2"/>
+            <wp:cNvGraphicFramePr>
+              <a:graphicFrameLocks xmlns:a="http://schemas.openxmlformats.org/drawingml/2006/main" noChangeAspect="1"/>
+            </wp:cNvGraphicFramePr>
+            <a:graphic xmlns:a="http://schemas.openxmlformats.org/drawingml/2006/main">
+              <a:graphicData uri="http://schemas.openxmlformats.org/drawingml/2006/picture">
+                <pic:pic xmlns:pic="http://schemas.openxmlformats.org/drawingml/2006/picture">
+                  <pic:nvPicPr>
+                    <pic:cNvPr id="2" name="图片 2"/>
+                    <pic:cNvPicPr>
+                      <a:picLocks noChangeAspect="1"/>
+                    </pic:cNvPicPr>
+                  </pic:nvPicPr>
+                  <pic:blipFill>
+                    <a:blip r:embed="rId18"/>
+                    <a:stretch>
+                      <a:fillRect/>
+                    </a:stretch>
+                  </pic:blipFill>
+                  <pic:spPr>
+                    <a:xfrm>
+                      <a:off x="0" y="0"/>
+                      <a:ext cx="5267325" cy="3305175"/>
+                    </a:xfrm>
+                    <a:prstGeom prst="rect">
+                      <a:avLst/>
+                    </a:prstGeom>
+                    <a:noFill/>
+                    <a:ln>
+                      <a:noFill/>
+                    </a:ln>
+                  </pic:spPr>
+                </pic:pic>
+              </a:graphicData>
+            </a:graphic>
+          </wp:inline>
+        </w:drawing>
+      </w:r>
+    </w:p>
+    <w:p>
+      <w:pPr>
+        <w:pStyle w:val="15"/>
+        <w:bidi w:val="0"/>
+        <w:rPr>
+          <w:rFonts w:hint="default"/>
+          <w:lang w:val="en-US"/>
+        </w:rPr>
+      </w:pPr>
+      <w:r>
+        <w:rPr>
+          <w:rFonts w:hint="eastAsia"/>
+          <w:lang w:val="en-US" w:eastAsia="zh-CN"/>
+        </w:rPr>
+        <w:t xml:space="preserve">图5 </w:t>
+      </w:r>
+      <w:r>
+        <w:rPr>
+          <w:rFonts w:hint="default"/>
+          <w:lang w:val="en-US"/>
+        </w:rPr>
+        <w:t>多模式竞技</w:t>
+      </w:r>
+      <w:r>
+        <w:rPr>
+          <w:rFonts w:hint="eastAsia"/>
+          <w:lang w:val="en-US" w:eastAsia="zh-CN"/>
+        </w:rPr>
+        <w:t>中对抗模式</w:t>
+      </w:r>
+      <w:r>
+        <w:rPr>
+          <w:rFonts w:hint="default"/>
+          <w:lang w:val="en-US"/>
+        </w:rPr>
+        <w:t>场景下的实际博弈界面效果图</w:t>
+      </w:r>
+    </w:p>
+    <w:p>
+      <w:pPr>
+        <w:numPr>
+          <w:ilvl w:val="0"/>
+          <w:numId w:val="2"/>
+        </w:numPr>
         <w:spacing w:line="360" w:lineRule="auto"/>
+        <w:ind w:left="0" w:leftChars="0" w:firstLine="0" w:firstLineChars="0"/>
         <w:textAlignment w:val="center"/>
         <w:outlineLvl w:val="0"/>
         <w:rPr>
@@ -4162,7 +4211,7 @@
           <w:color w:val="000000"/>
           <w:sz w:val="24"/>
         </w:rPr>
-        <w:t>（五）具体实施方式</w:t>
+        <w:t>具体实施方式</w:t>
       </w:r>
     </w:p>
     <w:p>
@@ -4187,94 +4236,235 @@
         <w:pStyle w:val="14"/>
         <w:bidi w:val="0"/>
         <w:rPr>
+          <w:rFonts w:hint="eastAsia"/>
+          <w:lang w:val="en-US" w:eastAsia="zh-CN"/>
+        </w:rPr>
+      </w:pPr>
+      <w:r>
+        <w:rPr>
           <w:rFonts w:hint="default"/>
           <w:lang w:val="en-US"/>
         </w:rPr>
-      </w:pPr>
-      <w:r>
+        <w:t>本实施例的技术栈构成如下</w:t>
+      </w:r>
+      <w:r>
+        <w:rPr>
+          <w:rFonts w:hint="eastAsia"/>
+          <w:lang w:val="en-US" w:eastAsia="zh-CN"/>
+        </w:rPr>
+        <w:t>：</w:t>
+      </w:r>
+    </w:p>
+    <w:p>
+      <w:pPr>
+        <w:pStyle w:val="14"/>
+        <w:bidi w:val="0"/>
         <w:rPr>
           <w:rFonts w:hint="default"/>
           <w:lang w:val="en-US"/>
         </w:rPr>
-        <w:t>结合图1（智能决策方法整体流程示意图），本发明提供了一种基于深度Q网络与自适应降级机制的俄罗斯方块智能处理架构。 该系统在初始化阶段配置 Pygame 渲染主循环，并加载预训练的DQN神经网络权重（.pt模型文件）。在游戏对局的每一帧中，首先由环境感知模块获取当前二维网格矩阵数据与下落方块（Tetromino）的绝对坐标集，然后遍历当前所有合法的平移与旋转组合空间，作为后续决策引擎的输入基础。</w:t>
-      </w:r>
-    </w:p>
-    <w:p>
-      <w:pPr>
-        <w:pStyle w:val="14"/>
-        <w:bidi w:val="0"/>
+      </w:pPr>
+      <w:r>
         <w:rPr>
           <w:rFonts w:hint="default"/>
           <w:lang w:val="en-US"/>
         </w:rPr>
-      </w:pPr>
-      <w:r>
+        <w:t>游戏引擎：Pygame（2D 渲染、事件处理、60 FPS 主循环调度）</w:t>
+      </w:r>
+    </w:p>
+    <w:p>
+      <w:pPr>
+        <w:pStyle w:val="14"/>
+        <w:bidi w:val="0"/>
         <w:rPr>
           <w:rFonts w:hint="default"/>
           <w:lang w:val="en-US"/>
         </w:rPr>
-        <w:t>结合图2（特征提取网格状态转化示意图），在动作评估前，本系统通过特征工程执行轻量级的数据降维。 具体实施中，算法并非将20x10的原始RGB图像直接扔进高强度卷积运算，而是构建了一套人工特征过滤管道。系统模拟方块在某个特定位置落底后的局面，并即时计算该虚拟局面的多个一维关键指标：包括整体天际线高度（Skyline）、形成的孔洞数量（Holes）、相邻列的高度差绝对值之和（Bumpiness），以及模拟消除的行数（Cleared Lines）。经过该转化，极其复杂的高维游戏状态被压缩为可低延迟计算的低维特征向量。</w:t>
-      </w:r>
-    </w:p>
-    <w:p>
-      <w:pPr>
-        <w:pStyle w:val="14"/>
-        <w:bidi w:val="0"/>
+      </w:pPr>
+      <w:r>
         <w:rPr>
           <w:rFonts w:hint="default"/>
           <w:lang w:val="en-US"/>
         </w:rPr>
-      </w:pPr>
-      <w:r>
+        <w:t>AI 框架：PyTorch + Deep Q-Network（三层全连接128/128/64，23 维特征输入）</w:t>
+      </w:r>
+      <w:bookmarkStart w:id="2" w:name="_GoBack"/>
+      <w:bookmarkEnd w:id="2"/>
+    </w:p>
+    <w:p>
+      <w:pPr>
+        <w:pStyle w:val="14"/>
+        <w:bidi w:val="0"/>
         <w:rPr>
           <w:rFonts w:hint="default"/>
           <w:lang w:val="en-US"/>
         </w:rPr>
-        <w:t>结合图4（模型训练收敛曲线图），为了突破传统启发式规则“容易陷入局部死局”的劣势，本发明采用了深度Q网络（Deep Q-Network）进行动作价值预测。 从图4中的 Loss（损失曲线）平滑下降并贴近零值，以及 Lines Cleared（消行数曲线）在一定代数后产生跃升式突破，可以充分证明：系统包含的隐藏全连接层通过反向传播算法（Backpropagation），掌握了环境状态与最大未来预期收益（Q值）的非线性映射关系。在实机部署时，将上述降维后的特征向量输入该网络，网络即会反馈各个候选落点状态的分数。</w:t>
-      </w:r>
-    </w:p>
-    <w:p>
-      <w:pPr>
-        <w:pStyle w:val="14"/>
-        <w:bidi w:val="0"/>
+      </w:pPr>
+      <w:r>
         <w:rPr>
           <w:rFonts w:hint="default"/>
           <w:lang w:val="en-US"/>
         </w:rPr>
-      </w:pPr>
+        <w:t>训练策略：Prioritized Experience</w:t>
+      </w:r>
+      <w:r>
+        <w:rPr>
+          <w:rFonts w:hint="eastAsia"/>
+          <w:lang w:val="en-US" w:eastAsia="zh-CN"/>
+        </w:rPr>
+        <w:t xml:space="preserve"> </w:t>
+      </w:r>
       <w:r>
         <w:rPr>
           <w:rFonts w:hint="default"/>
           <w:lang w:val="en-US"/>
         </w:rPr>
-        <w:t>结合图3（自适应降级旁路调度逻辑流程图），本系统的核心创新控制点在于针对实时竞技卡顿（Stuttering）进行的熔断降级。 在实施过程（如ai_controller.py）中，对于包含未来状态深度预测（get_best_future_score）的模块增设了严格的条件旁路器。当系统检测到当前处于高频并发的“经典模式”时，控制器层自动将前瞻权重因子（lookahead_weight）设为0；系统随后触发逻辑旁枝，强制跳过对下一次落块环境的完全遍历预测网络，转而直接输出具有当前最大基础Q值的旋转坐标。此设计从根本上切断了由于状态树指数级爆炸所导致的算力溢出，实验测得该降级机制将单次寻优耗时由141.68毫秒突降至2.07毫秒，完美适应了苛刻的高频响应环境。</w:t>
-      </w:r>
-    </w:p>
-    <w:p>
-      <w:pPr>
-        <w:pStyle w:val="14"/>
-        <w:bidi w:val="0"/>
-        <w:rPr>
-          <w:rFonts w:hint="eastAsia"/>
-        </w:rPr>
-      </w:pPr>
-      <w:r>
-        <w:rPr>
-          <w:rFonts w:hint="eastAsia"/>
-        </w:rPr>
-        <w:t>结合图5（多模式竞技场景下的实机博弈效果图），本方案最终落地为单线程下的双发同步调度框架。 在具体的游戏对战中，主界面的渲染、人类玩家键盘事件的无阻塞侦听与读取，以及背后AI的智能决策函数均经过微秒级重构，并在主流程中统一由固定刷新时钟（Clock.tick(60)）实施约束。AI的高速不卡顿推演，保障了人类玩家在同一终端、同一UI视口下的平滑操作体验，成功构筑了流畅、智能且极具挑战性的人机博弈系统系统。</w:t>
-      </w:r>
-    </w:p>
-    <w:p>
-      <w:pPr>
-        <w:pStyle w:val="14"/>
-        <w:bidi w:val="0"/>
-      </w:pPr>
-      <w:r>
-        <w:rPr>
-          <w:rFonts w:hint="eastAsia"/>
-        </w:rPr>
-        <w:t>本实施例结论：依据本实施例的运行结果与训练曲线可知，所提出的基于深度Q网络与自适应旁路降级机制的俄罗斯方块智能决策方法能够稳定运行并完成实时人机对抗；模型训练过程中损失函数整体下降且评估指标趋于稳定，表明该方法具备有效的策略学习能力；在经典模式下，采用前瞻权重旁路机制后，单帧决策耗时由约141.684毫秒降至约2.075毫秒，显著缓解主线程阻塞并消除对抗过程中的卡顿现象。综上，本方法在可运行性、对抗性与实时性方面均达到预期目标，具有可靠性与可行性。</w:t>
+        <w:t>Replay（优先级经验回放）+ 课程学习（Curriculum Learning）+Teacher Forcing</w:t>
+      </w:r>
+    </w:p>
+    <w:p>
+      <w:pPr>
+        <w:pStyle w:val="14"/>
+        <w:bidi w:val="0"/>
+        <w:rPr>
+          <w:rFonts w:hint="default"/>
+          <w:lang w:val="en-US"/>
+        </w:rPr>
+      </w:pPr>
+      <w:r>
+        <w:rPr>
+          <w:rFonts w:hint="default"/>
+          <w:lang w:val="en-US"/>
+        </w:rPr>
+        <w:t>语言与数据：Python 3.10 + NumPy（棋盘状态数值计算）</w:t>
+      </w:r>
+    </w:p>
+    <w:p>
+      <w:pPr>
+        <w:pStyle w:val="14"/>
+        <w:bidi w:val="0"/>
+        <w:rPr>
+          <w:rFonts w:hint="default"/>
+          <w:lang w:val="en-US"/>
+        </w:rPr>
+      </w:pPr>
+      <w:r>
+        <w:rPr>
+          <w:rFonts w:hint="default"/>
+          <w:lang w:val="en-US"/>
+        </w:rPr>
+        <w:t>通信机制：Pygame 事件系统（键盘输入非阻塞轮询，AI决策帧同步调度）</w:t>
+      </w:r>
+    </w:p>
+    <w:p>
+      <w:pPr>
+        <w:pStyle w:val="14"/>
+        <w:bidi w:val="0"/>
+        <w:rPr>
+          <w:rFonts w:hint="default"/>
+          <w:lang w:val="en-US"/>
+        </w:rPr>
+      </w:pPr>
+      <w:r>
+        <w:rPr>
+          <w:rFonts w:hint="default"/>
+          <w:lang w:val="en-US"/>
+        </w:rPr>
+        <w:t>存储：PyTorch .pt 模型文件（训练检查点持久化）</w:t>
+      </w:r>
+    </w:p>
+    <w:p>
+      <w:pPr>
+        <w:pStyle w:val="14"/>
+        <w:bidi w:val="0"/>
+        <w:rPr>
+          <w:rFonts w:hint="default"/>
+          <w:lang w:val="en-US"/>
+        </w:rPr>
+      </w:pPr>
+      <w:r>
+        <w:rPr>
+          <w:rFonts w:hint="default"/>
+          <w:lang w:val="en-US"/>
+        </w:rPr>
+        <w:t>工具链：VS Code + Git</w:t>
+      </w:r>
+    </w:p>
+    <w:p>
+      <w:pPr>
+        <w:pStyle w:val="14"/>
+        <w:bidi w:val="0"/>
+        <w:rPr>
+          <w:rFonts w:hint="default"/>
+          <w:lang w:val="en-US"/>
+        </w:rPr>
+      </w:pPr>
+    </w:p>
+    <w:p>
+      <w:pPr>
+        <w:pStyle w:val="14"/>
+        <w:bidi w:val="0"/>
+      </w:pPr>
+      <w:r>
+        <w:t>结合图1（智能决策方法整体流程示意图），本发明提供了一种基于深度Q网络与自适应降级机制的俄罗斯方块智能处理架构。系统在初始化阶段配置Pygame渲染主循环，并加载预训练的DQN神经网络权重（.pt模型文件，存储于models/next_state_v3/目录下）。在游戏对局的每一帧中，首先由环境感知模块获取当前二维网格矩阵数据与下落方块（Tetromino）的绝对坐标集，然后遍历当前所有合法的平移与旋转组合空间，构成候选动作集，作为后续决策引擎的输入基础。系统还通过7-bag发牌机制确保玩家与AI使用相同的方块序列，保证对局的公平性。</w:t>
+      </w:r>
+    </w:p>
+    <w:p>
+      <w:pPr>
+        <w:pStyle w:val="14"/>
+        <w:bidi w:val="0"/>
+      </w:pPr>
+      <w:r>
+        <w:t>结合图2（特征提取网格状态转化示意图），在动作评估前，本系统通过特征工程执行轻量级的数据降维。具体实施中，算法并非将原始棋盘网格直接输入卷积神经网络，而是构建了一套人工特征过滤管道。系统模拟方块在某个特定位置落底后的局面，并即时计算该虚拟局面的多项一维关键指标：包括各列天际线高度（Column Heights）、形成的孔洞数量（Holes）、相邻列的高度差绝对值之和（Bumpiness），以及模拟消除的行数（Cleared Lines）。上述特征通过next_state_features.py模块中的特征提取函数统一计算，将复杂的高维游戏状态压缩为23维低维特征向量，实现低延迟的实时计算。</w:t>
+      </w:r>
+    </w:p>
+    <w:p>
+      <w:pPr>
+        <w:pStyle w:val="14"/>
+        <w:bidi w:val="0"/>
+      </w:pPr>
+      <w:r>
+        <w:t>结合图4（模型训练收敛曲线图），为了突破传统启发式规则容易陷入局部最优的局限，本发明采用了深度Q网络（Deep Q-Network）进行动作价值预测。训练过程采用Prioritized Experience Replay（优先级经验回放，α=0.6, β: 0.4→1.0）、课程学习（前1200 episodes为单人预训练阶段，逐步过渡到对抗训练）和Teacher Forcing等策略。从图4中的Loss曲线平滑下降并趋于稳定，以及Lines Cleared曲线随训练进行产生跃升式增长可以看出，网络通过反向传播算法掌握了环境状态与未来预期收益（Q值）之间的非线性映射关系。在实机部署时，将上述降维后的特征向量输入该网络，网络即可输出各个候选落点状态的价值评分。</w:t>
+      </w:r>
+    </w:p>
+    <w:p>
+      <w:pPr>
+        <w:pStyle w:val="14"/>
+        <w:bidi w:val="0"/>
+      </w:pPr>
+      <w:r>
+        <w:t>结合图3（自适应降级旁路调度逻辑流程图），本系统的核心创新点在于针对实时竞技卡顿（Stuttering）问题设计的自适应旁路降级机制。在实施过程中（参见ai_controller.py），对于包含未来状态深度预测（get_best_future_score方法）的模块增设了严格的条件旁路器。当系统检测到当前处于高频并发的经典双屏对战模式时，控制器层自动将前瞻权重因子 lookahead_weight 设为0；系统随后触发逻辑旁路，强制跳过对下一次落块环境的完全遍历预测过程，转而直接输出具有当前最大基础Q值（或启发式评分）的落点方案。此设计从根本上切断了由于状态树二次展开所导致的算力溢出，实验测得该降级机制将单次寻优耗时由141.684毫秒显著降至2.075毫秒，完全适应高频实时响应需求。</w:t>
+      </w:r>
+    </w:p>
+    <w:p>
+      <w:pPr>
+        <w:pStyle w:val="14"/>
+        <w:bidi w:val="0"/>
+      </w:pPr>
+      <w:r>
+        <w:t>结合图5（多模式竞技场景下的实机博弈效果图），本方案最终落地为统一渲染循环下的双实体同步调度框架。在具体的游戏对战中，主界面的渲染、人类玩家键盘事件的非阻塞侦听与读取，以及AI的智能决策函数均在主流程中由固定刷新时钟（pygame.time.Clock.tick(60)）统一约束。同屏竞技模式下，系统还实现了活动方块间的碰撞推挤机制和垃圾行攻击/抵消系统，增强了对抗的策略深度和观赏性。AI的高速不卡顿推演保障了人类玩家在同一终端、同一UI视口下的平滑操作体验，成功构筑了流畅、智能且具有挑战性的人机博弈系统。</w:t>
+      </w:r>
+    </w:p>
+    <w:p>
+      <w:pPr>
+        <w:spacing w:before="160" w:after="80"/>
+        <w:ind w:firstLine="420"/>
+      </w:pPr>
+      <w:r>
+        <w:rPr>
+          <w:b/>
+          <w:sz w:val="24"/>
+        </w:rPr>
+        <w:t>实施例结论</w:t>
+      </w:r>
+    </w:p>
+    <w:p>
+      <w:pPr>
+        <w:pStyle w:val="14"/>
+        <w:bidi w:val="0"/>
+      </w:pPr>
+      <w:r>
+        <w:t>依据本实施例的运行结果与训练曲线可知，所提出的基于深度Q网络与自适应旁路降级机制的俄罗斯方块智能决策方法能够稳定运行并完成实时人机对抗；模型训练过程中损失函数整体下降且评估指标趋于稳定，表明该方法具备有效的策略学习能力；在经典双屏对战模式下，采用前瞻权重旁路机制后，AI单帧决策耗时由约141.684毫秒降至约2.075毫秒，显著缓解主线程阻塞并消除对抗过程中的卡顿现象。综上，本方法在可运行性、对抗性与实时性方面均达到预期目标，在课程实践要求下具备较好的完整性、原创性和可展示性。</w:t>
       </w:r>
     </w:p>
     <w:p>
@@ -4636,8 +4826,6 @@
           <w:sz w:val="24"/>
         </w:rPr>
       </w:pPr>
-      <w:bookmarkStart w:id="2" w:name="_GoBack"/>
-      <w:bookmarkEnd w:id="2"/>
     </w:p>
     <w:sectPr>
       <w:headerReference r:id="rId3" w:type="default"/>
@@ -4744,6 +4932,21 @@
 <file path=word/numbering.xml><?xml version="1.0" encoding="utf-8"?>
 <w:numbering xmlns:wpc="http://schemas.microsoft.com/office/word/2010/wordprocessingCanvas" xmlns:mc="http://schemas.openxmlformats.org/markup-compatibility/2006" xmlns:o="urn:schemas-microsoft-com:office:office" xmlns:r="http://schemas.openxmlformats.org/officeDocument/2006/relationships" xmlns:m="http://schemas.openxmlformats.org/officeDocument/2006/math" xmlns:v="urn:schemas-microsoft-com:vml" xmlns:wp14="http://schemas.microsoft.com/office/word/2010/wordprocessingDrawing" xmlns:wp="http://schemas.openxmlformats.org/drawingml/2006/wordprocessingDrawing" xmlns:w10="urn:schemas-microsoft-com:office:word" xmlns:w="http://schemas.openxmlformats.org/wordprocessingml/2006/main" xmlns:w14="http://schemas.microsoft.com/office/word/2010/wordml" xmlns:wpg="http://schemas.microsoft.com/office/word/2010/wordprocessingGroup" xmlns:wpi="http://schemas.microsoft.com/office/word/2010/wordprocessingInk" xmlns:wne="http://schemas.microsoft.com/office/word/2006/wordml" xmlns:wps="http://schemas.microsoft.com/office/word/2010/wordprocessingShape" xmlns:wpsCustomData="http://www.wps.cn/officeDocument/2013/wpsCustomData" mc:Ignorable="w14 wp14">
   <w:abstractNum w:abstractNumId="0">
+    <w:nsid w:val="BFD3F343"/>
+    <w:multiLevelType w:val="singleLevel"/>
+    <w:tmpl w:val="BFD3F343"/>
+    <w:lvl w:ilvl="0" w:tentative="0">
+      <w:start w:val="2"/>
+      <w:numFmt w:val="chineseCounting"/>
+      <w:suff w:val="nothing"/>
+      <w:lvlText w:val="（%1）"/>
+      <w:lvlJc w:val="left"/>
+      <w:rPr>
+        <w:rFonts w:hint="eastAsia"/>
+      </w:rPr>
+    </w:lvl>
+  </w:abstractNum>
+  <w:abstractNum w:abstractNumId="1">
     <w:nsid w:val="FDBA6482"/>
     <w:multiLevelType w:val="singleLevel"/>
     <w:tmpl w:val="FDBA6482"/>
@@ -4756,18 +4959,6 @@
       <w:rPr>
         <w:rFonts w:hint="eastAsia"/>
       </w:rPr>
-    </w:lvl>
-  </w:abstractNum>
-  <w:abstractNum w:abstractNumId="1">
-    <w:nsid w:val="FFFD384A"/>
-    <w:multiLevelType w:val="singleLevel"/>
-    <w:tmpl w:val="FFFD384A"/>
-    <w:lvl w:ilvl="0" w:tentative="0">
-      <w:start w:val="1"/>
-      <w:numFmt w:val="decimal"/>
-      <w:suff w:val="nothing"/>
-      <w:lvlText w:val="（%1）"/>
-      <w:lvlJc w:val="left"/>
     </w:lvl>
   </w:abstractNum>
   <w:num w:numId="1">
@@ -5078,7 +5269,7 @@
   <w:style w:type="paragraph" w:styleId="2">
     <w:name w:val="Normal Indent"/>
     <w:basedOn w:val="1"/>
-    <w:link w:val="21"/>
+    <w:link w:val="22"/>
     <w:qFormat/>
     <w:uiPriority w:val="0"/>
     <w:pPr>
@@ -5108,7 +5299,7 @@
   <w:style w:type="paragraph" w:styleId="4">
     <w:name w:val="Body Text"/>
     <w:basedOn w:val="1"/>
-    <w:link w:val="16"/>
+    <w:link w:val="17"/>
     <w:qFormat/>
     <w:uiPriority w:val="0"/>
     <w:pPr>
@@ -5118,7 +5309,7 @@
   <w:style w:type="paragraph" w:styleId="5">
     <w:name w:val="Balloon Text"/>
     <w:basedOn w:val="1"/>
-    <w:link w:val="22"/>
+    <w:link w:val="23"/>
     <w:qFormat/>
     <w:uiPriority w:val="0"/>
     <w:rPr>
@@ -5168,7 +5359,7 @@
   <w:style w:type="paragraph" w:styleId="8">
     <w:name w:val="Body Text First Indent"/>
     <w:basedOn w:val="4"/>
-    <w:link w:val="15"/>
+    <w:link w:val="16"/>
     <w:unhideWhenUsed/>
     <w:qFormat/>
     <w:uiPriority w:val="0"/>
@@ -5225,18 +5416,33 @@
       <w:ind w:firstLine="420" w:firstLineChars="200"/>
     </w:pPr>
     <w:rPr>
-      <w:rFonts w:ascii="Times New Roman" w:hAnsi="Times New Roman"/>
+      <w:rFonts w:eastAsia="宋体"/>
       <w:sz w:val="24"/>
     </w:rPr>
   </w:style>
-  <w:style w:type="character" w:customStyle="1" w:styleId="15">
+  <w:style w:type="paragraph" w:customStyle="1" w:styleId="15">
+    <w:name w:val="图题"/>
+    <w:basedOn w:val="1"/>
+    <w:qFormat/>
+    <w:uiPriority w:val="0"/>
+    <w:pPr>
+      <w:spacing w:line="300" w:lineRule="auto"/>
+      <w:ind w:firstLine="0" w:firstLineChars="0"/>
+      <w:jc w:val="center"/>
+    </w:pPr>
+    <w:rPr>
+      <w:rFonts w:hint="default" w:ascii="Times New Roman" w:hAnsi="Times New Roman"/>
+      <w:sz w:val="21"/>
+    </w:rPr>
+  </w:style>
+  <w:style w:type="character" w:customStyle="1" w:styleId="16">
     <w:name w:val="正文首行缩进 字符"/>
-    <w:basedOn w:val="16"/>
+    <w:basedOn w:val="17"/>
     <w:link w:val="8"/>
     <w:qFormat/>
     <w:uiPriority w:val="0"/>
   </w:style>
-  <w:style w:type="character" w:customStyle="1" w:styleId="16">
+  <w:style w:type="character" w:customStyle="1" w:styleId="17">
     <w:name w:val="正文文本 字符"/>
     <w:link w:val="4"/>
     <w:qFormat/>
@@ -5247,10 +5453,10 @@
       <w:szCs w:val="24"/>
     </w:rPr>
   </w:style>
-  <w:style w:type="paragraph" w:customStyle="1" w:styleId="17">
+  <w:style w:type="paragraph" w:customStyle="1" w:styleId="18">
     <w:name w:val="居中"/>
     <w:basedOn w:val="1"/>
-    <w:link w:val="19"/>
+    <w:link w:val="20"/>
     <w:qFormat/>
     <w:uiPriority w:val="0"/>
     <w:pPr>
@@ -5263,11 +5469,11 @@
       <w:sz w:val="24"/>
     </w:rPr>
   </w:style>
-  <w:style w:type="paragraph" w:customStyle="1" w:styleId="18">
+  <w:style w:type="paragraph" w:customStyle="1" w:styleId="19">
     <w:name w:val="MTDisplayEquation"/>
     <w:basedOn w:val="1"/>
     <w:next w:val="1"/>
-    <w:link w:val="20"/>
+    <w:link w:val="21"/>
     <w:qFormat/>
     <w:uiPriority w:val="0"/>
     <w:pPr>
@@ -5284,20 +5490,8 @@
       <w:sz w:val="24"/>
     </w:rPr>
   </w:style>
-  <w:style w:type="character" w:customStyle="1" w:styleId="19">
+  <w:style w:type="character" w:customStyle="1" w:styleId="20">
     <w:name w:val="居中 Char"/>
-    <w:link w:val="17"/>
-    <w:qFormat/>
-    <w:uiPriority w:val="0"/>
-    <w:rPr>
-      <w:color w:val="000000"/>
-      <w:kern w:val="2"/>
-      <w:sz w:val="24"/>
-      <w:szCs w:val="24"/>
-    </w:rPr>
-  </w:style>
-  <w:style w:type="character" w:customStyle="1" w:styleId="20">
-    <w:name w:val="MTDisplayEquation Char"/>
     <w:link w:val="18"/>
     <w:qFormat/>
     <w:uiPriority w:val="0"/>
@@ -5309,6 +5503,18 @@
     </w:rPr>
   </w:style>
   <w:style w:type="character" w:customStyle="1" w:styleId="21">
+    <w:name w:val="MTDisplayEquation Char"/>
+    <w:link w:val="19"/>
+    <w:qFormat/>
+    <w:uiPriority w:val="0"/>
+    <w:rPr>
+      <w:color w:val="000000"/>
+      <w:kern w:val="2"/>
+      <w:sz w:val="24"/>
+      <w:szCs w:val="24"/>
+    </w:rPr>
+  </w:style>
+  <w:style w:type="character" w:customStyle="1" w:styleId="22">
     <w:name w:val="正文缩进 字符"/>
     <w:link w:val="2"/>
     <w:qFormat/>
@@ -5318,7 +5524,7 @@
       <w:szCs w:val="21"/>
     </w:rPr>
   </w:style>
-  <w:style w:type="character" w:customStyle="1" w:styleId="22">
+  <w:style w:type="character" w:customStyle="1" w:styleId="23">
     <w:name w:val="批注框文本 字符"/>
     <w:link w:val="5"/>
     <w:qFormat/>
@@ -5327,20 +5533,6 @@
       <w:kern w:val="2"/>
       <w:sz w:val="18"/>
       <w:szCs w:val="18"/>
-    </w:rPr>
-  </w:style>
-  <w:style w:type="paragraph" w:customStyle="1" w:styleId="23">
-    <w:name w:val="图题"/>
-    <w:basedOn w:val="1"/>
-    <w:uiPriority w:val="0"/>
-    <w:pPr>
-      <w:spacing w:line="300" w:lineRule="auto"/>
-      <w:ind w:firstLine="0" w:firstLineChars="0"/>
-      <w:jc w:val="center"/>
-    </w:pPr>
-    <w:rPr>
-      <w:rFonts w:hint="default" w:ascii="Times New Roman" w:hAnsi="Times New Roman"/>
-      <w:sz w:val="21"/>
     </w:rPr>
   </w:style>
 </w:styles>
